--- a/experiment one/实验1-带键盘事件的计算器_2026秋.docx
+++ b/experiment one/实验1-带键盘事件的计算器_2026秋.docx
@@ -1,13 +1,13 @@
 
 <file path=word/document.xml><?xml version="1.0" encoding="utf-8"?>
-<w:document xmlns:wpc="http://schemas.microsoft.com/office/word/2010/wordprocessingCanvas" xmlns:cx="http://schemas.microsoft.com/office/drawing/2014/chartex" xmlns:cx1="http://schemas.microsoft.com/office/drawing/2015/9/8/chartex" xmlns:cx2="http://schemas.microsoft.com/office/drawing/2015/10/21/chartex" xmlns:cx3="http://schemas.microsoft.com/office/drawing/2016/5/9/chartex" xmlns:cx4="http://schemas.microsoft.com/office/drawing/2016/5/10/chartex" xmlns:cx5="http://schemas.microsoft.com/office/drawing/2016/5/11/chartex" xmlns:cx6="http://schemas.microsoft.com/office/drawing/2016/5/12/chartex" xmlns:cx7="http://schemas.microsoft.com/office/drawing/2016/5/13/chartex" xmlns:cx8="http://schemas.microsoft.com/office/drawing/2016/5/14/chartex" xmlns:mc="http://schemas.openxmlformats.org/markup-compatibility/2006" xmlns:aink="http://schemas.microsoft.com/office/drawing/2016/ink" xmlns:am3d="http://schemas.microsoft.com/office/drawing/2017/model3d" xmlns:o="urn:schemas-microsoft-com:office:office" xmlns:oel="http://schemas.microsoft.com/office/2019/extlst" xmlns:r="http://schemas.openxmlformats.org/officeDocument/2006/relationships" xmlns:m="http://schemas.openxmlformats.org/officeDocument/2006/math" xmlns:v="urn:schemas-microsoft-com:vml" xmlns:wp14="http://schemas.microsoft.com/office/word/2010/wordprocessingDrawing" xmlns:wp="http://schemas.openxmlformats.org/drawingml/2006/wordprocessingDrawing" xmlns:w10="urn:schemas-microsoft-com:office:word" xmlns:w="http://schemas.openxmlformats.org/wordprocessingml/2006/main" xmlns:w14="http://schemas.microsoft.com/office/word/2010/wordml" xmlns:w15="http://schemas.microsoft.com/office/word/2012/wordml" xmlns:w16cex="http://schemas.microsoft.com/office/word/2018/wordml/cex" xmlns:w16cid="http://schemas.microsoft.com/office/word/2016/wordml/cid" xmlns:w16="http://schemas.microsoft.com/office/word/2018/wordml" xmlns:w16sdtdh="http://schemas.microsoft.com/office/word/2020/wordml/sdtdatahash" xmlns:w16se="http://schemas.microsoft.com/office/word/2015/wordml/symex" xmlns:wpg="http://schemas.microsoft.com/office/word/2010/wordprocessingGroup" xmlns:wpi="http://schemas.microsoft.com/office/word/2010/wordprocessingInk" xmlns:wne="http://schemas.microsoft.com/office/word/2006/wordml" xmlns:wps="http://schemas.microsoft.com/office/word/2010/wordprocessingShape" mc:Ignorable="w14 w15 w16se w16cid w16 w16cex w16sdtdh wp14">
+<w:document xmlns:wpc="http://schemas.microsoft.com/office/word/2010/wordprocessingCanvas" xmlns:cx="http://schemas.microsoft.com/office/drawing/2014/chartex" xmlns:cx1="http://schemas.microsoft.com/office/drawing/2015/9/8/chartex" xmlns:cx2="http://schemas.microsoft.com/office/drawing/2015/10/21/chartex" xmlns:cx3="http://schemas.microsoft.com/office/drawing/2016/5/9/chartex" xmlns:cx4="http://schemas.microsoft.com/office/drawing/2016/5/10/chartex" xmlns:cx5="http://schemas.microsoft.com/office/drawing/2016/5/11/chartex" xmlns:cx6="http://schemas.microsoft.com/office/drawing/2016/5/12/chartex" xmlns:cx7="http://schemas.microsoft.com/office/drawing/2016/5/13/chartex" xmlns:cx8="http://schemas.microsoft.com/office/drawing/2016/5/14/chartex" xmlns:mc="http://schemas.openxmlformats.org/markup-compatibility/2006" xmlns:aink="http://schemas.microsoft.com/office/drawing/2016/ink" xmlns:am3d="http://schemas.microsoft.com/office/drawing/2017/model3d" xmlns:o="urn:schemas-microsoft-com:office:office" xmlns:oel="http://schemas.microsoft.com/office/2019/extlst" xmlns:r="http://schemas.openxmlformats.org/officeDocument/2006/relationships" xmlns:m="http://schemas.openxmlformats.org/officeDocument/2006/math" xmlns:v="urn:schemas-microsoft-com:vml" xmlns:wp14="http://schemas.microsoft.com/office/word/2010/wordprocessingDrawing" xmlns:wp="http://schemas.openxmlformats.org/drawingml/2006/wordprocessingDrawing" xmlns:w10="urn:schemas-microsoft-com:office:word" xmlns:w="http://schemas.openxmlformats.org/wordprocessingml/2006/main" xmlns:w14="http://schemas.microsoft.com/office/word/2010/wordml" xmlns:w15="http://schemas.microsoft.com/office/word/2012/wordml" xmlns:w16cex="http://schemas.microsoft.com/office/word/2018/wordml/cex" xmlns:w16cid="http://schemas.microsoft.com/office/word/2016/wordml/cid" xmlns:w16="http://schemas.microsoft.com/office/word/2018/wordml" xmlns:w16du="http://schemas.microsoft.com/office/word/2023/wordml/word16du" xmlns:w16sdtdh="http://schemas.microsoft.com/office/word/2020/wordml/sdtdatahash" xmlns:w16sdtfl="http://schemas.microsoft.com/office/word/2024/wordml/sdtformatlock" xmlns:w16se="http://schemas.microsoft.com/office/word/2015/wordml/symex" xmlns:wpg="http://schemas.microsoft.com/office/word/2010/wordprocessingGroup" xmlns:wpi="http://schemas.microsoft.com/office/word/2010/wordprocessingInk" xmlns:wne="http://schemas.microsoft.com/office/word/2006/wordml" xmlns:wps="http://schemas.microsoft.com/office/word/2010/wordprocessingShape" mc:Ignorable="w14 w15 w16se w16cid w16 w16cex w16sdtdh w16sdtfl w16du wp14">
   <w:body>
     <w:p>
       <w:pPr>
         <w:pStyle w:val="ab"/>
         <w:spacing w:line="240" w:lineRule="atLeast"/>
         <w:rPr>
-          <w:rFonts w:ascii="黑体" w:eastAsia="黑体" w:hAnsi="黑体"/>
+          <w:rFonts w:ascii="黑体" w:eastAsia="黑体" w:hAnsi="黑体" w:hint="eastAsia"/>
           <w:b w:val="0"/>
           <w:sz w:val="36"/>
         </w:rPr>
@@ -42,7 +42,7 @@
         <w:spacing w:line="240" w:lineRule="atLeast"/>
         <w:jc w:val="center"/>
         <w:rPr>
-          <w:rFonts w:ascii="黑体" w:eastAsia="黑体" w:hAnsi="黑体"/>
+          <w:rFonts w:ascii="黑体" w:eastAsia="黑体" w:hAnsi="黑体" w:hint="eastAsia"/>
           <w:sz w:val="36"/>
           <w:szCs w:val="32"/>
         </w:rPr>
@@ -333,6 +333,13 @@
                 <w:sz w:val="24"/>
               </w:rPr>
             </w:pPr>
+            <w:r>
+              <w:rPr>
+                <w:rFonts w:hint="eastAsia"/>
+                <w:sz w:val="24"/>
+              </w:rPr>
+              <w:t>罗棕辉</w:t>
+            </w:r>
           </w:p>
         </w:tc>
         <w:tc>
@@ -381,6 +388,13 @@
                 <w:sz w:val="24"/>
               </w:rPr>
             </w:pPr>
+            <w:r>
+              <w:rPr>
+                <w:rFonts w:hint="eastAsia"/>
+                <w:sz w:val="24"/>
+              </w:rPr>
+              <w:t>2024414290230</w:t>
+            </w:r>
           </w:p>
         </w:tc>
         <w:tc>
@@ -429,6 +443,27 @@
                 <w:sz w:val="24"/>
               </w:rPr>
             </w:pPr>
+            <w:r>
+              <w:rPr>
+                <w:rFonts w:hint="eastAsia"/>
+                <w:sz w:val="24"/>
+              </w:rPr>
+              <w:t>软件</w:t>
+            </w:r>
+            <w:r>
+              <w:rPr>
+                <w:rFonts w:hint="eastAsia"/>
+                <w:sz w:val="24"/>
+              </w:rPr>
+              <w:t>2</w:t>
+            </w:r>
+            <w:r>
+              <w:rPr>
+                <w:rFonts w:hint="eastAsia"/>
+                <w:sz w:val="24"/>
+              </w:rPr>
+              <w:t>班</w:t>
+            </w:r>
           </w:p>
         </w:tc>
       </w:tr>
@@ -471,6 +506,13 @@
                 <w:sz w:val="24"/>
               </w:rPr>
             </w:pPr>
+            <w:r>
+              <w:rPr>
+                <w:rFonts w:hint="eastAsia"/>
+                <w:sz w:val="24"/>
+              </w:rPr>
+              <w:t>8B303</w:t>
+            </w:r>
           </w:p>
         </w:tc>
         <w:tc>
@@ -507,6 +549,13 @@
                 <w:sz w:val="24"/>
               </w:rPr>
             </w:pPr>
+            <w:r>
+              <w:rPr>
+                <w:rFonts w:hint="eastAsia"/>
+                <w:sz w:val="24"/>
+              </w:rPr>
+              <w:t>2026/10/8</w:t>
+            </w:r>
           </w:p>
         </w:tc>
         <w:tc>
@@ -544,6 +593,13 @@
                 <w:sz w:val="24"/>
               </w:rPr>
             </w:pPr>
+            <w:r>
+              <w:rPr>
+                <w:rFonts w:hint="eastAsia"/>
+                <w:sz w:val="24"/>
+              </w:rPr>
+              <w:t>刘文果</w:t>
+            </w:r>
           </w:p>
         </w:tc>
       </w:tr>
@@ -663,7 +719,7 @@
               </w:numPr>
               <w:spacing w:line="480" w:lineRule="auto"/>
               <w:rPr>
-                <w:rFonts w:ascii="宋体" w:hAnsi="宋体"/>
+                <w:rFonts w:ascii="宋体" w:hAnsi="宋体" w:hint="eastAsia"/>
                 <w:sz w:val="24"/>
               </w:rPr>
             </w:pPr>
@@ -683,7 +739,7 @@
               </w:numPr>
               <w:spacing w:line="480" w:lineRule="auto"/>
               <w:rPr>
-                <w:rFonts w:ascii="宋体" w:hAnsi="宋体"/>
+                <w:rFonts w:ascii="宋体" w:hAnsi="宋体" w:hint="eastAsia"/>
                 <w:sz w:val="24"/>
               </w:rPr>
             </w:pPr>
@@ -703,7 +759,7 @@
               </w:numPr>
               <w:spacing w:line="480" w:lineRule="auto"/>
               <w:rPr>
-                <w:rFonts w:ascii="宋体" w:hAnsi="宋体"/>
+                <w:rFonts w:ascii="宋体" w:hAnsi="宋体" w:hint="eastAsia"/>
                 <w:sz w:val="24"/>
               </w:rPr>
             </w:pPr>
@@ -723,7 +779,7 @@
               </w:numPr>
               <w:spacing w:line="480" w:lineRule="auto"/>
               <w:rPr>
-                <w:rFonts w:ascii="宋体" w:hAnsi="宋体"/>
+                <w:rFonts w:ascii="宋体" w:hAnsi="宋体" w:hint="eastAsia"/>
                 <w:sz w:val="24"/>
               </w:rPr>
             </w:pPr>
@@ -743,7 +799,7 @@
               </w:numPr>
               <w:spacing w:line="480" w:lineRule="auto"/>
               <w:rPr>
-                <w:rFonts w:ascii="宋体" w:hAnsi="宋体"/>
+                <w:rFonts w:ascii="宋体" w:hAnsi="宋体" w:hint="eastAsia"/>
                 <w:sz w:val="24"/>
               </w:rPr>
             </w:pPr>
@@ -763,7 +819,7 @@
               </w:numPr>
               <w:spacing w:line="480" w:lineRule="auto"/>
               <w:rPr>
-                <w:rFonts w:ascii="宋体" w:hAnsi="宋体"/>
+                <w:rFonts w:ascii="宋体" w:hAnsi="宋体" w:hint="eastAsia"/>
                 <w:sz w:val="24"/>
               </w:rPr>
             </w:pPr>
@@ -799,7 +855,7 @@
               <w:spacing w:line="360" w:lineRule="auto"/>
               <w:ind w:left="480"/>
               <w:rPr>
-                <w:rFonts w:ascii="宋体" w:hAnsi="宋体"/>
+                <w:rFonts w:ascii="宋体" w:hAnsi="宋体" w:hint="eastAsia"/>
                 <w:sz w:val="24"/>
               </w:rPr>
             </w:pPr>
@@ -818,7 +874,7 @@
               <w:ind w:leftChars="219" w:left="460"/>
               <w:jc w:val="left"/>
               <w:rPr>
-                <w:rFonts w:ascii="宋体" w:hAnsi="宋体"/>
+                <w:rFonts w:ascii="宋体" w:hAnsi="宋体" w:hint="eastAsia"/>
                 <w:sz w:val="24"/>
               </w:rPr>
             </w:pPr>
@@ -865,7 +921,7 @@
               <w:ind w:leftChars="219" w:left="460"/>
               <w:jc w:val="left"/>
               <w:rPr>
-                <w:rFonts w:ascii="宋体" w:hAnsi="宋体"/>
+                <w:rFonts w:ascii="宋体" w:hAnsi="宋体" w:hint="eastAsia"/>
                 <w:sz w:val="24"/>
               </w:rPr>
             </w:pPr>
@@ -1055,7 +1111,7 @@
               <w:spacing w:line="360" w:lineRule="auto"/>
               <w:ind w:left="880" w:firstLineChars="0"/>
               <w:rPr>
-                <w:rFonts w:ascii="宋体" w:hAnsi="宋体"/>
+                <w:rFonts w:ascii="宋体" w:hAnsi="宋体" w:hint="eastAsia"/>
                 <w:sz w:val="24"/>
               </w:rPr>
             </w:pPr>
@@ -1101,7 +1157,7 @@
               <w:spacing w:line="360" w:lineRule="auto"/>
               <w:ind w:left="880" w:firstLineChars="0" w:firstLine="0"/>
               <w:rPr>
-                <w:rFonts w:ascii="宋体" w:hAnsi="宋体"/>
+                <w:rFonts w:ascii="宋体" w:hAnsi="宋体" w:hint="eastAsia"/>
                 <w:sz w:val="24"/>
               </w:rPr>
             </w:pPr>
@@ -1215,7 +1271,7 @@
               <w:spacing w:line="360" w:lineRule="auto"/>
               <w:ind w:left="880" w:firstLineChars="0"/>
               <w:rPr>
-                <w:rFonts w:ascii="宋体" w:hAnsi="宋体"/>
+                <w:rFonts w:ascii="宋体" w:hAnsi="宋体" w:hint="eastAsia"/>
                 <w:sz w:val="24"/>
               </w:rPr>
             </w:pPr>
@@ -1237,7 +1293,7 @@
               <w:spacing w:line="360" w:lineRule="auto"/>
               <w:ind w:left="880" w:firstLineChars="0"/>
               <w:rPr>
-                <w:rFonts w:ascii="宋体" w:hAnsi="宋体"/>
+                <w:rFonts w:ascii="宋体" w:hAnsi="宋体" w:hint="eastAsia"/>
                 <w:sz w:val="24"/>
               </w:rPr>
             </w:pPr>
@@ -1259,7 +1315,7 @@
               <w:spacing w:line="360" w:lineRule="auto"/>
               <w:ind w:left="880" w:firstLineChars="0"/>
               <w:rPr>
-                <w:rFonts w:ascii="宋体" w:hAnsi="宋体"/>
+                <w:rFonts w:ascii="宋体" w:hAnsi="宋体" w:hint="eastAsia"/>
                 <w:sz w:val="24"/>
               </w:rPr>
             </w:pPr>
@@ -1281,7 +1337,7 @@
               <w:spacing w:line="360" w:lineRule="auto"/>
               <w:ind w:left="880" w:firstLineChars="0"/>
               <w:rPr>
-                <w:rFonts w:ascii="宋体" w:hAnsi="宋体"/>
+                <w:rFonts w:ascii="宋体" w:hAnsi="宋体" w:hint="eastAsia"/>
                 <w:sz w:val="24"/>
               </w:rPr>
             </w:pPr>
@@ -1303,7 +1359,7 @@
               <w:spacing w:line="360" w:lineRule="auto"/>
               <w:ind w:left="880" w:firstLineChars="0"/>
               <w:rPr>
-                <w:rFonts w:ascii="宋体" w:hAnsi="宋体"/>
+                <w:rFonts w:ascii="宋体" w:hAnsi="宋体" w:hint="eastAsia"/>
                 <w:sz w:val="24"/>
               </w:rPr>
             </w:pPr>
@@ -1325,7 +1381,7 @@
               <w:spacing w:line="360" w:lineRule="auto"/>
               <w:ind w:left="880" w:firstLineChars="0"/>
               <w:rPr>
-                <w:rFonts w:ascii="宋体" w:hAnsi="宋体"/>
+                <w:rFonts w:ascii="宋体" w:hAnsi="宋体" w:hint="eastAsia"/>
                 <w:sz w:val="24"/>
               </w:rPr>
             </w:pPr>
@@ -1390,14 +1446,16 @@
             <w:r>
               <w:rPr>
                 <w:rFonts w:hint="eastAsia"/>
+                <w:color w:val="000000"/>
               </w:rPr>
               <w:t>UI</w:t>
             </w:r>
             <w:r>
               <w:rPr>
                 <w:rFonts w:hint="eastAsia"/>
-              </w:rPr>
-              <w:t>界面布局与设计：说明主要控件和布局方式</w:t>
+                <w:color w:val="000000"/>
+              </w:rPr>
+              <w:t>界面布局与设计</w:t>
             </w:r>
           </w:p>
           <w:p>
@@ -1406,15 +1464,105 @@
               <w:spacing w:line="480" w:lineRule="auto"/>
               <w:ind w:left="880" w:firstLineChars="0" w:firstLine="0"/>
               <w:rPr>
-                <w:color w:val="FF0000"/>
-              </w:rPr>
-            </w:pPr>
-            <w:r>
-              <w:rPr>
-                <w:rFonts w:hint="eastAsia"/>
-                <w:color w:val="FF0000"/>
-              </w:rPr>
-              <w:t>主要代码、设计说明及运行结果截图</w:t>
+                <w:color w:val="000000"/>
+              </w:rPr>
+            </w:pPr>
+            <w:r>
+              <w:rPr>
+                <w:rFonts w:hint="eastAsia"/>
+                <w:color w:val="000000"/>
+              </w:rPr>
+              <w:t>窗口上方为右对齐显示区，下方使用四列网格排列数字、运算符、退格及清除按键；整体由垂直布局组织。界面在</w:t>
+            </w:r>
+            <w:r>
+              <w:rPr>
+                <w:rFonts w:hint="eastAsia"/>
+                <w:color w:val="000000"/>
+              </w:rPr>
+              <w:t xml:space="preserve"> calculatorwindow.ui </w:t>
+            </w:r>
+            <w:r>
+              <w:rPr>
+                <w:rFonts w:hint="eastAsia"/>
+                <w:color w:val="000000"/>
+              </w:rPr>
+              <w:t>中设计，主要代码位于</w:t>
+            </w:r>
+            <w:r>
+              <w:rPr>
+                <w:rFonts w:hint="eastAsia"/>
+                <w:color w:val="000000"/>
+              </w:rPr>
+              <w:t xml:space="preserve"> calculatorwindow.cpp </w:t>
+            </w:r>
+            <w:r>
+              <w:rPr>
+                <w:rFonts w:hint="eastAsia"/>
+                <w:color w:val="000000"/>
+              </w:rPr>
+              <w:t>和</w:t>
+            </w:r>
+            <w:r>
+              <w:rPr>
+                <w:rFonts w:hint="eastAsia"/>
+                <w:color w:val="000000"/>
+              </w:rPr>
+              <w:t xml:space="preserve"> calculatorwindow.h</w:t>
+            </w:r>
+            <w:r>
+              <w:rPr>
+                <w:rFonts w:hint="eastAsia"/>
+                <w:color w:val="000000"/>
+              </w:rPr>
+              <w:t>。</w:t>
+            </w:r>
+            <w:r>
+              <w:rPr>
+                <w:rFonts w:hint="eastAsia"/>
+                <w:color w:val="000000"/>
+              </w:rPr>
+              <w:br/>
+            </w:r>
+            <w:r>
+              <w:rPr>
+                <w:noProof/>
+              </w:rPr>
+              <w:lastRenderedPageBreak/>
+              <w:drawing>
+                <wp:inline distT="0" distB="0" distL="0" distR="0" wp14:anchorId="0C020279" wp14:editId="442589AA">
+                  <wp:extent cx="6473825" cy="4510405"/>
+                  <wp:effectExtent l="0" t="0" r="3175" b="4445"/>
+                  <wp:docPr id="1305415578" name="图片 1"/>
+                  <wp:cNvGraphicFramePr>
+                    <a:graphicFrameLocks xmlns:a="http://schemas.openxmlformats.org/drawingml/2006/main" noChangeAspect="1"/>
+                  </wp:cNvGraphicFramePr>
+                  <a:graphic xmlns:a="http://schemas.openxmlformats.org/drawingml/2006/main">
+                    <a:graphicData uri="http://schemas.openxmlformats.org/drawingml/2006/picture">
+                      <pic:pic xmlns:pic="http://schemas.openxmlformats.org/drawingml/2006/picture">
+                        <pic:nvPicPr>
+                          <pic:cNvPr id="1305415578" name=""/>
+                          <pic:cNvPicPr/>
+                        </pic:nvPicPr>
+                        <pic:blipFill>
+                          <a:blip r:embed="rId13"/>
+                          <a:stretch>
+                            <a:fillRect/>
+                          </a:stretch>
+                        </pic:blipFill>
+                        <pic:spPr>
+                          <a:xfrm>
+                            <a:off x="0" y="0"/>
+                            <a:ext cx="6473825" cy="4510405"/>
+                          </a:xfrm>
+                          <a:prstGeom prst="rect">
+                            <a:avLst/>
+                          </a:prstGeom>
+                        </pic:spPr>
+                      </pic:pic>
+                    </a:graphicData>
+                  </a:graphic>
+                </wp:inline>
+              </w:drawing>
             </w:r>
           </w:p>
           <w:p>
@@ -1430,8 +1578,9 @@
             <w:r>
               <w:rPr>
                 <w:rFonts w:hint="eastAsia"/>
-              </w:rPr>
-              <w:t>按键事件处理：完成操作数输入、小数点、退格和清除，并验证异常输入处理</w:t>
+                <w:color w:val="000000"/>
+              </w:rPr>
+              <w:t>按键事件处理</w:t>
             </w:r>
           </w:p>
           <w:p>
@@ -1440,15 +1589,127 @@
               <w:spacing w:line="480" w:lineRule="auto"/>
               <w:ind w:left="880" w:firstLineChars="0" w:firstLine="0"/>
               <w:rPr>
-                <w:color w:val="FF0000"/>
-              </w:rPr>
-            </w:pPr>
-            <w:r>
-              <w:rPr>
-                <w:rFonts w:hint="eastAsia"/>
-                <w:color w:val="FF0000"/>
-              </w:rPr>
-              <w:t>说明如何避免同一操作数重复输入小数点，并给出关键代码及测试结果</w:t>
+                <w:color w:val="000000"/>
+              </w:rPr>
+            </w:pPr>
+            <w:r>
+              <w:rPr>
+                <w:rFonts w:hint="eastAsia"/>
+                <w:color w:val="000000"/>
+              </w:rPr>
+              <w:t>数字输入追加到当前操作数；退格删除末位；</w:t>
+            </w:r>
+            <w:r>
+              <w:rPr>
+                <w:rFonts w:hint="eastAsia"/>
+                <w:color w:val="000000"/>
+              </w:rPr>
+              <w:t xml:space="preserve">CE </w:t>
+            </w:r>
+            <w:r>
+              <w:rPr>
+                <w:rFonts w:hint="eastAsia"/>
+                <w:color w:val="000000"/>
+              </w:rPr>
+              <w:t>清除当前输入，</w:t>
+            </w:r>
+            <w:r>
+              <w:rPr>
+                <w:rFonts w:hint="eastAsia"/>
+                <w:color w:val="000000"/>
+              </w:rPr>
+              <w:t xml:space="preserve">C </w:t>
+            </w:r>
+            <w:r>
+              <w:rPr>
+                <w:rFonts w:hint="eastAsia"/>
+                <w:color w:val="000000"/>
+              </w:rPr>
+              <w:t>清除全部状态。输入小数点前先检查当前内容是否已有小数点，重复输入会忽略。关键逻辑：</w:t>
+            </w:r>
+            <w:r>
+              <w:rPr>
+                <w:rFonts w:hint="eastAsia"/>
+                <w:color w:val="000000"/>
+              </w:rPr>
+              <w:t>if (!displayLabel-&gt;text().contains("."))</w:t>
+            </w:r>
+            <w:r>
+              <w:rPr>
+                <w:rFonts w:hint="eastAsia"/>
+                <w:color w:val="000000"/>
+              </w:rPr>
+              <w:t>，满足条件才追加小数点。</w:t>
+            </w:r>
+            <w:r>
+              <w:rPr>
+                <w:rFonts w:hint="eastAsia"/>
+                <w:color w:val="000000"/>
+              </w:rPr>
+              <w:br/>
+            </w:r>
+            <w:r>
+              <w:rPr>
+                <w:rFonts w:hint="eastAsia"/>
+                <w:color w:val="000000"/>
+              </w:rPr>
+              <w:t>测试记录：输入</w:t>
+            </w:r>
+            <w:r>
+              <w:rPr>
+                <w:rFonts w:hint="eastAsia"/>
+                <w:color w:val="000000"/>
+              </w:rPr>
+              <w:t xml:space="preserve"> 1..5 </w:t>
+            </w:r>
+            <w:r>
+              <w:rPr>
+                <w:rFonts w:hint="eastAsia"/>
+                <w:color w:val="000000"/>
+              </w:rPr>
+              <w:t>显示</w:t>
+            </w:r>
+            <w:r>
+              <w:rPr>
+                <w:rFonts w:hint="eastAsia"/>
+                <w:color w:val="000000"/>
+              </w:rPr>
+              <w:t xml:space="preserve"> 1.5</w:t>
+            </w:r>
+            <w:r>
+              <w:rPr>
+                <w:rFonts w:hint="eastAsia"/>
+                <w:color w:val="000000"/>
+              </w:rPr>
+              <w:t>；输入</w:t>
+            </w:r>
+            <w:r>
+              <w:rPr>
+                <w:rFonts w:hint="eastAsia"/>
+                <w:color w:val="000000"/>
+              </w:rPr>
+              <w:t xml:space="preserve"> 123 </w:t>
+            </w:r>
+            <w:r>
+              <w:rPr>
+                <w:rFonts w:hint="eastAsia"/>
+                <w:color w:val="000000"/>
+              </w:rPr>
+              <w:t>后退格显示</w:t>
+            </w:r>
+            <w:r>
+              <w:rPr>
+                <w:rFonts w:hint="eastAsia"/>
+                <w:color w:val="000000"/>
+              </w:rPr>
+              <w:t xml:space="preserve"> 12</w:t>
+            </w:r>
+            <w:r>
+              <w:rPr>
+                <w:rFonts w:hint="eastAsia"/>
+                <w:color w:val="000000"/>
+              </w:rPr>
+              <w:t>；连续清除后可重新计算。</w:t>
             </w:r>
           </w:p>
           <w:p>
@@ -1464,9 +1725,9 @@
             <w:r>
               <w:rPr>
                 <w:rFonts w:hint="eastAsia"/>
-              </w:rPr>
-              <w:lastRenderedPageBreak/>
-              <w:t>双操作数处理：完成四则运算及计算状态管理</w:t>
+                <w:color w:val="000000"/>
+              </w:rPr>
+              <w:t>双操作数处理</w:t>
             </w:r>
           </w:p>
           <w:p>
@@ -1475,15 +1736,204 @@
               <w:spacing w:line="480" w:lineRule="auto"/>
               <w:ind w:left="880" w:firstLineChars="0" w:firstLine="0"/>
               <w:rPr>
-                <w:color w:val="FF0000"/>
-              </w:rPr>
-            </w:pPr>
-            <w:r>
-              <w:rPr>
-                <w:rFonts w:hint="eastAsia"/>
-                <w:color w:val="FF0000"/>
-              </w:rPr>
-              <w:t>说明程序如何管理第一个操作数、操作符、第二个操作数和计算结果等状态</w:t>
+                <w:color w:val="000000"/>
+              </w:rPr>
+            </w:pPr>
+            <w:r>
+              <w:rPr>
+                <w:rFonts w:hint="eastAsia"/>
+                <w:color w:val="000000"/>
+              </w:rPr>
+              <w:t xml:space="preserve">storedValue </w:t>
+            </w:r>
+            <w:r>
+              <w:rPr>
+                <w:rFonts w:hint="eastAsia"/>
+                <w:color w:val="000000"/>
+              </w:rPr>
+              <w:t>保存已经完成的加减部分，</w:t>
+            </w:r>
+            <w:r>
+              <w:rPr>
+                <w:rFonts w:hint="eastAsia"/>
+                <w:color w:val="000000"/>
+              </w:rPr>
+              <w:t xml:space="preserve">currentTerm </w:t>
+            </w:r>
+            <w:r>
+              <w:rPr>
+                <w:rFonts w:hint="eastAsia"/>
+                <w:color w:val="000000"/>
+              </w:rPr>
+              <w:t>和</w:t>
+            </w:r>
+            <w:r>
+              <w:rPr>
+                <w:rFonts w:hint="eastAsia"/>
+                <w:color w:val="000000"/>
+              </w:rPr>
+              <w:t xml:space="preserve"> currentTermSign </w:t>
+            </w:r>
+            <w:r>
+              <w:rPr>
+                <w:rFonts w:hint="eastAsia"/>
+                <w:color w:val="000000"/>
+              </w:rPr>
+              <w:t>保存当前乘除项及其正负号，</w:t>
+            </w:r>
+            <w:r>
+              <w:rPr>
+                <w:rFonts w:hint="eastAsia"/>
+                <w:color w:val="000000"/>
+              </w:rPr>
+              <w:t xml:space="preserve">pendingOperator </w:t>
+            </w:r>
+            <w:r>
+              <w:rPr>
+                <w:rFonts w:hint="eastAsia"/>
+                <w:color w:val="000000"/>
+              </w:rPr>
+              <w:t>保存待处理运算符，显示内容是当前输入的操作数。乘除先在当前项内计算；遇到加减时先把当前项并入累计值；按等号后合并得到结果。</w:t>
+            </w:r>
+            <w:r>
+              <w:rPr>
+                <w:rFonts w:hint="eastAsia"/>
+                <w:color w:val="000000"/>
+              </w:rPr>
+              <w:t>waitingForOperand</w:t>
+            </w:r>
+            <w:r>
+              <w:rPr>
+                <w:rFonts w:hint="eastAsia"/>
+                <w:color w:val="000000"/>
+              </w:rPr>
+              <w:t>、</w:t>
+            </w:r>
+            <w:r>
+              <w:rPr>
+                <w:rFonts w:hint="eastAsia"/>
+                <w:color w:val="000000"/>
+              </w:rPr>
+              <w:t xml:space="preserve">justEvaluated </w:t>
+            </w:r>
+            <w:r>
+              <w:rPr>
+                <w:rFonts w:hint="eastAsia"/>
+                <w:color w:val="000000"/>
+              </w:rPr>
+              <w:t>和</w:t>
+            </w:r>
+            <w:r>
+              <w:rPr>
+                <w:rFonts w:hint="eastAsia"/>
+                <w:color w:val="000000"/>
+              </w:rPr>
+              <w:t xml:space="preserve"> errorShown </w:t>
+            </w:r>
+            <w:r>
+              <w:rPr>
+                <w:rFonts w:hint="eastAsia"/>
+                <w:color w:val="000000"/>
+              </w:rPr>
+              <w:t>管理输入与计算状态。</w:t>
+            </w:r>
+            <w:r>
+              <w:rPr>
+                <w:rFonts w:hint="eastAsia"/>
+                <w:color w:val="000000"/>
+              </w:rPr>
+              <w:br/>
+            </w:r>
+            <w:r>
+              <w:rPr>
+                <w:rFonts w:hint="eastAsia"/>
+                <w:color w:val="000000"/>
+              </w:rPr>
+              <w:t>示例：</w:t>
+            </w:r>
+            <w:r>
+              <w:rPr>
+                <w:rFonts w:hint="eastAsia"/>
+                <w:color w:val="000000"/>
+              </w:rPr>
+              <w:t xml:space="preserve">2 + 3 </w:t>
+            </w:r>
+            <w:r>
+              <w:rPr>
+                <w:rFonts w:hint="eastAsia"/>
+                <w:color w:val="000000"/>
+              </w:rPr>
+              <w:t>×</w:t>
+            </w:r>
+            <w:r>
+              <w:rPr>
+                <w:rFonts w:hint="eastAsia"/>
+                <w:color w:val="000000"/>
+              </w:rPr>
+              <w:t xml:space="preserve"> 4 =</w:t>
+            </w:r>
+            <w:r>
+              <w:rPr>
+                <w:rFonts w:hint="eastAsia"/>
+                <w:color w:val="000000"/>
+              </w:rPr>
+              <w:t>，先算</w:t>
+            </w:r>
+            <w:r>
+              <w:rPr>
+                <w:rFonts w:hint="eastAsia"/>
+                <w:color w:val="000000"/>
+              </w:rPr>
+              <w:t xml:space="preserve"> 3 </w:t>
+            </w:r>
+            <w:r>
+              <w:rPr>
+                <w:rFonts w:hint="eastAsia"/>
+                <w:color w:val="000000"/>
+              </w:rPr>
+              <w:t>×</w:t>
+            </w:r>
+            <w:r>
+              <w:rPr>
+                <w:rFonts w:hint="eastAsia"/>
+                <w:color w:val="000000"/>
+              </w:rPr>
+              <w:t xml:space="preserve"> 4</w:t>
+            </w:r>
+            <w:r>
+              <w:rPr>
+                <w:rFonts w:hint="eastAsia"/>
+                <w:color w:val="000000"/>
+              </w:rPr>
+              <w:t>，再加</w:t>
+            </w:r>
+            <w:r>
+              <w:rPr>
+                <w:rFonts w:hint="eastAsia"/>
+                <w:color w:val="000000"/>
+              </w:rPr>
+              <w:t xml:space="preserve"> 2</w:t>
+            </w:r>
+            <w:r>
+              <w:rPr>
+                <w:rFonts w:hint="eastAsia"/>
+                <w:color w:val="000000"/>
+              </w:rPr>
+              <w:t>，结果为</w:t>
+            </w:r>
+            <w:r>
+              <w:rPr>
+                <w:rFonts w:hint="eastAsia"/>
+                <w:color w:val="000000"/>
+              </w:rPr>
+              <w:t xml:space="preserve"> 14</w:t>
+            </w:r>
+            <w:r>
+              <w:rPr>
+                <w:rFonts w:hint="eastAsia"/>
+                <w:color w:val="000000"/>
+              </w:rPr>
+              <w:t>。</w:t>
             </w:r>
           </w:p>
           <w:p>
@@ -1499,8 +1949,9 @@
             <w:r>
               <w:rPr>
                 <w:rFonts w:hint="eastAsia"/>
-              </w:rPr>
-              <w:t>连续操作与边界处理：完成连续运算、除零及计算结果后的继续输入</w:t>
+                <w:color w:val="000000"/>
+              </w:rPr>
+              <w:t>连续操作与边界处理</w:t>
             </w:r>
           </w:p>
           <w:p>
@@ -1509,29 +1960,467 @@
               <w:spacing w:line="480" w:lineRule="auto"/>
               <w:ind w:left="880" w:firstLineChars="0" w:firstLine="0"/>
               <w:rPr>
-                <w:color w:val="FF0000"/>
-              </w:rPr>
-            </w:pPr>
-            <w:r>
-              <w:rPr>
-                <w:rFonts w:hint="eastAsia"/>
-                <w:color w:val="FF0000"/>
-              </w:rPr>
-              <w:t>至少选择</w:t>
-            </w:r>
-            <w:r>
-              <w:rPr>
-                <w:rFonts w:hint="eastAsia"/>
-                <w:color w:val="FF0000"/>
-              </w:rPr>
-              <w:t>3</w:t>
-            </w:r>
-            <w:r>
-              <w:rPr>
-                <w:rFonts w:hint="eastAsia"/>
-                <w:color w:val="FF0000"/>
-              </w:rPr>
-              <w:t>个异常或边界输入，记录：测试输入→原程序现象→原因分析→修改方法→修改后结果</w:t>
+                <w:color w:val="000000"/>
+              </w:rPr>
+            </w:pPr>
+            <w:r>
+              <w:rPr>
+                <w:rFonts w:hint="eastAsia"/>
+                <w:color w:val="000000"/>
+              </w:rPr>
+              <w:lastRenderedPageBreak/>
+              <w:t>程序遵循先乘除后加减；同级运算从左到右。</w:t>
+            </w:r>
+            <w:r>
+              <w:rPr>
+                <w:rFonts w:hint="eastAsia"/>
+                <w:color w:val="000000"/>
+              </w:rPr>
+              <w:br/>
+              <w:t xml:space="preserve">1. </w:t>
+            </w:r>
+            <w:r>
+              <w:rPr>
+                <w:rFonts w:hint="eastAsia"/>
+                <w:color w:val="000000"/>
+              </w:rPr>
+              <w:t>输入</w:t>
+            </w:r>
+            <w:r>
+              <w:rPr>
+                <w:rFonts w:hint="eastAsia"/>
+                <w:color w:val="000000"/>
+              </w:rPr>
+              <w:t xml:space="preserve"> 1..5 </w:t>
+            </w:r>
+            <w:r>
+              <w:rPr>
+                <w:rFonts w:hint="eastAsia"/>
+                <w:color w:val="000000"/>
+              </w:rPr>
+              <w:t>→</w:t>
+            </w:r>
+            <w:r>
+              <w:rPr>
+                <w:rFonts w:hint="eastAsia"/>
+                <w:color w:val="000000"/>
+              </w:rPr>
+              <w:t xml:space="preserve"> </w:t>
+            </w:r>
+            <w:r>
+              <w:rPr>
+                <w:rFonts w:hint="eastAsia"/>
+                <w:color w:val="000000"/>
+              </w:rPr>
+              <w:t>原现象：小数点重复，数值无效</w:t>
+            </w:r>
+            <w:r>
+              <w:rPr>
+                <w:rFonts w:hint="eastAsia"/>
+                <w:color w:val="000000"/>
+              </w:rPr>
+              <w:t xml:space="preserve"> </w:t>
+            </w:r>
+            <w:r>
+              <w:rPr>
+                <w:rFonts w:hint="eastAsia"/>
+                <w:color w:val="000000"/>
+              </w:rPr>
+              <w:t>→</w:t>
+            </w:r>
+            <w:r>
+              <w:rPr>
+                <w:rFonts w:hint="eastAsia"/>
+                <w:color w:val="000000"/>
+              </w:rPr>
+              <w:t xml:space="preserve"> </w:t>
+            </w:r>
+            <w:r>
+              <w:rPr>
+                <w:rFonts w:hint="eastAsia"/>
+                <w:color w:val="000000"/>
+              </w:rPr>
+              <w:t>原因：未检查当前操作数</w:t>
+            </w:r>
+            <w:r>
+              <w:rPr>
+                <w:rFonts w:hint="eastAsia"/>
+                <w:color w:val="000000"/>
+              </w:rPr>
+              <w:t xml:space="preserve"> </w:t>
+            </w:r>
+            <w:r>
+              <w:rPr>
+                <w:rFonts w:hint="eastAsia"/>
+                <w:color w:val="000000"/>
+              </w:rPr>
+              <w:t>→</w:t>
+            </w:r>
+            <w:r>
+              <w:rPr>
+                <w:rFonts w:hint="eastAsia"/>
+                <w:color w:val="000000"/>
+              </w:rPr>
+              <w:t xml:space="preserve"> </w:t>
+            </w:r>
+            <w:r>
+              <w:rPr>
+                <w:rFonts w:hint="eastAsia"/>
+                <w:color w:val="000000"/>
+              </w:rPr>
+              <w:t>修改：重复小数点直接忽略</w:t>
+            </w:r>
+            <w:r>
+              <w:rPr>
+                <w:rFonts w:hint="eastAsia"/>
+                <w:color w:val="000000"/>
+              </w:rPr>
+              <w:t xml:space="preserve"> </w:t>
+            </w:r>
+            <w:r>
+              <w:rPr>
+                <w:rFonts w:hint="eastAsia"/>
+                <w:color w:val="000000"/>
+              </w:rPr>
+              <w:t>→</w:t>
+            </w:r>
+            <w:r>
+              <w:rPr>
+                <w:rFonts w:hint="eastAsia"/>
+                <w:color w:val="000000"/>
+              </w:rPr>
+              <w:t xml:space="preserve"> </w:t>
+            </w:r>
+            <w:r>
+              <w:rPr>
+                <w:rFonts w:hint="eastAsia"/>
+                <w:color w:val="000000"/>
+              </w:rPr>
+              <w:t>结果：显示</w:t>
+            </w:r>
+            <w:r>
+              <w:rPr>
+                <w:rFonts w:hint="eastAsia"/>
+                <w:color w:val="000000"/>
+              </w:rPr>
+              <w:t xml:space="preserve"> 1.5</w:t>
+            </w:r>
+            <w:r>
+              <w:rPr>
+                <w:rFonts w:hint="eastAsia"/>
+                <w:color w:val="000000"/>
+              </w:rPr>
+              <w:t>。</w:t>
+            </w:r>
+            <w:r>
+              <w:rPr>
+                <w:rFonts w:hint="eastAsia"/>
+                <w:color w:val="000000"/>
+              </w:rPr>
+              <w:br/>
+              <w:t xml:space="preserve">2. </w:t>
+            </w:r>
+            <w:r>
+              <w:rPr>
+                <w:rFonts w:hint="eastAsia"/>
+                <w:color w:val="000000"/>
+              </w:rPr>
+              <w:t>输入</w:t>
+            </w:r>
+            <w:r>
+              <w:rPr>
+                <w:rFonts w:hint="eastAsia"/>
+                <w:color w:val="000000"/>
+              </w:rPr>
+              <w:t xml:space="preserve"> 8 + * 2 = </w:t>
+            </w:r>
+            <w:r>
+              <w:rPr>
+                <w:rFonts w:hint="eastAsia"/>
+                <w:color w:val="000000"/>
+              </w:rPr>
+              <w:t>→</w:t>
+            </w:r>
+            <w:r>
+              <w:rPr>
+                <w:rFonts w:hint="eastAsia"/>
+                <w:color w:val="000000"/>
+              </w:rPr>
+              <w:t xml:space="preserve"> </w:t>
+            </w:r>
+            <w:r>
+              <w:rPr>
+                <w:rFonts w:hint="eastAsia"/>
+                <w:color w:val="000000"/>
+              </w:rPr>
+              <w:t>原现象：连续运算符可能造成空操作数</w:t>
+            </w:r>
+            <w:r>
+              <w:rPr>
+                <w:rFonts w:hint="eastAsia"/>
+                <w:color w:val="000000"/>
+              </w:rPr>
+              <w:t xml:space="preserve"> </w:t>
+            </w:r>
+            <w:r>
+              <w:rPr>
+                <w:rFonts w:hint="eastAsia"/>
+                <w:color w:val="000000"/>
+              </w:rPr>
+              <w:t>→</w:t>
+            </w:r>
+            <w:r>
+              <w:rPr>
+                <w:rFonts w:hint="eastAsia"/>
+                <w:color w:val="000000"/>
+              </w:rPr>
+              <w:t xml:space="preserve"> </w:t>
+            </w:r>
+            <w:r>
+              <w:rPr>
+                <w:rFonts w:hint="eastAsia"/>
+                <w:color w:val="000000"/>
+              </w:rPr>
+              <w:t>原因：未处理等待操作数状态</w:t>
+            </w:r>
+            <w:r>
+              <w:rPr>
+                <w:rFonts w:hint="eastAsia"/>
+                <w:color w:val="000000"/>
+              </w:rPr>
+              <w:t xml:space="preserve"> </w:t>
+            </w:r>
+            <w:r>
+              <w:rPr>
+                <w:rFonts w:hint="eastAsia"/>
+                <w:color w:val="000000"/>
+              </w:rPr>
+              <w:t>→</w:t>
+            </w:r>
+            <w:r>
+              <w:rPr>
+                <w:rFonts w:hint="eastAsia"/>
+                <w:color w:val="000000"/>
+              </w:rPr>
+              <w:t xml:space="preserve"> </w:t>
+            </w:r>
+            <w:r>
+              <w:rPr>
+                <w:rFonts w:hint="eastAsia"/>
+                <w:color w:val="000000"/>
+              </w:rPr>
+              <w:t>修改：新运算符替换旧运算符</w:t>
+            </w:r>
+            <w:r>
+              <w:rPr>
+                <w:rFonts w:hint="eastAsia"/>
+                <w:color w:val="000000"/>
+              </w:rPr>
+              <w:t xml:space="preserve"> </w:t>
+            </w:r>
+            <w:r>
+              <w:rPr>
+                <w:rFonts w:hint="eastAsia"/>
+                <w:color w:val="000000"/>
+              </w:rPr>
+              <w:t>→</w:t>
+            </w:r>
+            <w:r>
+              <w:rPr>
+                <w:rFonts w:hint="eastAsia"/>
+                <w:color w:val="000000"/>
+              </w:rPr>
+              <w:t xml:space="preserve"> </w:t>
+            </w:r>
+            <w:r>
+              <w:rPr>
+                <w:rFonts w:hint="eastAsia"/>
+                <w:color w:val="000000"/>
+              </w:rPr>
+              <w:t>结果：显示</w:t>
+            </w:r>
+            <w:r>
+              <w:rPr>
+                <w:rFonts w:hint="eastAsia"/>
+                <w:color w:val="000000"/>
+              </w:rPr>
+              <w:t xml:space="preserve"> 16</w:t>
+            </w:r>
+            <w:r>
+              <w:rPr>
+                <w:rFonts w:hint="eastAsia"/>
+                <w:color w:val="000000"/>
+              </w:rPr>
+              <w:t>。</w:t>
+            </w:r>
+            <w:r>
+              <w:rPr>
+                <w:rFonts w:hint="eastAsia"/>
+                <w:color w:val="000000"/>
+              </w:rPr>
+              <w:br/>
+              <w:t xml:space="preserve">3. </w:t>
+            </w:r>
+            <w:r>
+              <w:rPr>
+                <w:rFonts w:hint="eastAsia"/>
+                <w:color w:val="000000"/>
+              </w:rPr>
+              <w:t>输入</w:t>
+            </w:r>
+            <w:r>
+              <w:rPr>
+                <w:rFonts w:hint="eastAsia"/>
+                <w:color w:val="000000"/>
+              </w:rPr>
+              <w:t xml:space="preserve"> 9 </w:t>
+            </w:r>
+            <w:r>
+              <w:rPr>
+                <w:rFonts w:hint="eastAsia"/>
+                <w:color w:val="000000"/>
+              </w:rPr>
+              <w:t>÷</w:t>
+            </w:r>
+            <w:r>
+              <w:rPr>
+                <w:rFonts w:hint="eastAsia"/>
+                <w:color w:val="000000"/>
+              </w:rPr>
+              <w:t xml:space="preserve"> 0 = </w:t>
+            </w:r>
+            <w:r>
+              <w:rPr>
+                <w:rFonts w:hint="eastAsia"/>
+                <w:color w:val="000000"/>
+              </w:rPr>
+              <w:t>→</w:t>
+            </w:r>
+            <w:r>
+              <w:rPr>
+                <w:rFonts w:hint="eastAsia"/>
+                <w:color w:val="000000"/>
+              </w:rPr>
+              <w:t xml:space="preserve"> </w:t>
+            </w:r>
+            <w:r>
+              <w:rPr>
+                <w:rFonts w:hint="eastAsia"/>
+                <w:color w:val="000000"/>
+              </w:rPr>
+              <w:t>原现象：结果可能为无穷值</w:t>
+            </w:r>
+            <w:r>
+              <w:rPr>
+                <w:rFonts w:hint="eastAsia"/>
+                <w:color w:val="000000"/>
+              </w:rPr>
+              <w:t xml:space="preserve"> </w:t>
+            </w:r>
+            <w:r>
+              <w:rPr>
+                <w:rFonts w:hint="eastAsia"/>
+                <w:color w:val="000000"/>
+              </w:rPr>
+              <w:t>→</w:t>
+            </w:r>
+            <w:r>
+              <w:rPr>
+                <w:rFonts w:hint="eastAsia"/>
+                <w:color w:val="000000"/>
+              </w:rPr>
+              <w:t xml:space="preserve"> </w:t>
+            </w:r>
+            <w:r>
+              <w:rPr>
+                <w:rFonts w:hint="eastAsia"/>
+                <w:color w:val="000000"/>
+              </w:rPr>
+              <w:t>原因：未检查除数</w:t>
+            </w:r>
+            <w:r>
+              <w:rPr>
+                <w:rFonts w:hint="eastAsia"/>
+                <w:color w:val="000000"/>
+              </w:rPr>
+              <w:t xml:space="preserve"> </w:t>
+            </w:r>
+            <w:r>
+              <w:rPr>
+                <w:rFonts w:hint="eastAsia"/>
+                <w:color w:val="000000"/>
+              </w:rPr>
+              <w:t>→</w:t>
+            </w:r>
+            <w:r>
+              <w:rPr>
+                <w:rFonts w:hint="eastAsia"/>
+                <w:color w:val="000000"/>
+              </w:rPr>
+              <w:t xml:space="preserve"> </w:t>
+            </w:r>
+            <w:r>
+              <w:rPr>
+                <w:rFonts w:hint="eastAsia"/>
+                <w:color w:val="000000"/>
+              </w:rPr>
+              <w:t>修改：除数为</w:t>
+            </w:r>
+            <w:r>
+              <w:rPr>
+                <w:rFonts w:hint="eastAsia"/>
+                <w:color w:val="000000"/>
+              </w:rPr>
+              <w:t xml:space="preserve"> 0 </w:t>
+            </w:r>
+            <w:r>
+              <w:rPr>
+                <w:rFonts w:hint="eastAsia"/>
+                <w:color w:val="000000"/>
+              </w:rPr>
+              <w:t>时显示错误并清除运算状态</w:t>
+            </w:r>
+            <w:r>
+              <w:rPr>
+                <w:rFonts w:hint="eastAsia"/>
+                <w:color w:val="000000"/>
+              </w:rPr>
+              <w:t xml:space="preserve"> </w:t>
+            </w:r>
+            <w:r>
+              <w:rPr>
+                <w:rFonts w:hint="eastAsia"/>
+                <w:color w:val="000000"/>
+              </w:rPr>
+              <w:t>→</w:t>
+            </w:r>
+            <w:r>
+              <w:rPr>
+                <w:rFonts w:hint="eastAsia"/>
+                <w:color w:val="000000"/>
+              </w:rPr>
+              <w:t xml:space="preserve"> </w:t>
+            </w:r>
+            <w:r>
+              <w:rPr>
+                <w:rFonts w:hint="eastAsia"/>
+                <w:color w:val="000000"/>
+              </w:rPr>
+              <w:t>结果：显示除零提示，随后输入</w:t>
+            </w:r>
+            <w:r>
+              <w:rPr>
+                <w:rFonts w:hint="eastAsia"/>
+                <w:color w:val="000000"/>
+              </w:rPr>
+              <w:t xml:space="preserve"> 7 </w:t>
+            </w:r>
+            <w:r>
+              <w:rPr>
+                <w:rFonts w:hint="eastAsia"/>
+                <w:color w:val="000000"/>
+              </w:rPr>
+              <w:t>可重新计算。</w:t>
             </w:r>
           </w:p>
           <w:p>
@@ -1547,8 +2436,9 @@
             <w:r>
               <w:rPr>
                 <w:rFonts w:hint="eastAsia"/>
-              </w:rPr>
-              <w:t>使用样式表改善界面，并检查控件命名与代码结构</w:t>
+                <w:color w:val="000000"/>
+              </w:rPr>
+              <w:t>样式表与代码结构</w:t>
             </w:r>
           </w:p>
           <w:p>
@@ -1560,9 +2450,70 @@
             <w:r>
               <w:rPr>
                 <w:rFonts w:hint="eastAsia"/>
-                <w:color w:val="FF0000"/>
-              </w:rPr>
-              <w:t>给出优化后的界面截图，并说明主要改进</w:t>
+                <w:color w:val="000000"/>
+              </w:rPr>
+              <w:t>使用浅色背景、圆角按键及蓝色运算符和等号，并为按键设置悬停、按下效果；控件按功能命名，界面由</w:t>
+            </w:r>
+            <w:r>
+              <w:rPr>
+                <w:rFonts w:hint="eastAsia"/>
+                <w:color w:val="000000"/>
+              </w:rPr>
+              <w:t xml:space="preserve"> Qt Designer </w:t>
+            </w:r>
+            <w:r>
+              <w:rPr>
+                <w:rFonts w:hint="eastAsia"/>
+                <w:color w:val="000000"/>
+              </w:rPr>
+              <w:t>网格布局完成。</w:t>
+            </w:r>
+            <w:r>
+              <w:rPr>
+                <w:rFonts w:hint="eastAsia"/>
+                <w:color w:val="000000"/>
+              </w:rPr>
+              <w:br/>
+            </w:r>
+            <w:r>
+              <w:rPr>
+                <w:noProof/>
+              </w:rPr>
+              <w:drawing>
+                <wp:inline distT="0" distB="0" distL="0" distR="0" wp14:anchorId="02D53988" wp14:editId="490CB667">
+                  <wp:extent cx="6473825" cy="4510405"/>
+                  <wp:effectExtent l="0" t="0" r="3175" b="4445"/>
+                  <wp:docPr id="1134251350" name="图片 1"/>
+                  <wp:cNvGraphicFramePr>
+                    <a:graphicFrameLocks xmlns:a="http://schemas.openxmlformats.org/drawingml/2006/main" noChangeAspect="1"/>
+                  </wp:cNvGraphicFramePr>
+                  <a:graphic xmlns:a="http://schemas.openxmlformats.org/drawingml/2006/main">
+                    <a:graphicData uri="http://schemas.openxmlformats.org/drawingml/2006/picture">
+                      <pic:pic xmlns:pic="http://schemas.openxmlformats.org/drawingml/2006/picture">
+                        <pic:nvPicPr>
+                          <pic:cNvPr id="1134251350" name=""/>
+                          <pic:cNvPicPr/>
+                        </pic:nvPicPr>
+                        <pic:blipFill>
+                          <a:blip r:embed="rId13"/>
+                          <a:stretch>
+                            <a:fillRect/>
+                          </a:stretch>
+                        </pic:blipFill>
+                        <pic:spPr>
+                          <a:xfrm>
+                            <a:off x="0" y="0"/>
+                            <a:ext cx="6473825" cy="4510405"/>
+                          </a:xfrm>
+                          <a:prstGeom prst="rect">
+                            <a:avLst/>
+                          </a:prstGeom>
+                        </pic:spPr>
+                      </pic:pic>
+                    </a:graphicData>
+                  </a:graphic>
+                </wp:inline>
+              </w:drawing>
             </w:r>
           </w:p>
           <w:p>
@@ -1578,8 +2529,9 @@
             <w:r>
               <w:rPr>
                 <w:rFonts w:hint="eastAsia"/>
-              </w:rPr>
-              <w:t>键盘事件处理：实现键盘输入，并与鼠标按键处理逻辑保持一致</w:t>
+                <w:color w:val="000000"/>
+              </w:rPr>
+              <w:t>键盘事件处理</w:t>
             </w:r>
           </w:p>
           <w:p>
@@ -1591,9 +2543,192 @@
             <w:r>
               <w:rPr>
                 <w:rFonts w:hint="eastAsia"/>
-                <w:color w:val="FF0000"/>
-              </w:rPr>
-              <w:t>说明鼠标与键盘输入是否复用同一套处理逻辑，并给出关键代码及测试结果</w:t>
+                <w:color w:val="000000"/>
+              </w:rPr>
+              <w:t>数字、小数点、四则运算、回车、退格和清除均可由键盘输入。</w:t>
+            </w:r>
+            <w:r>
+              <w:rPr>
+                <w:rFonts w:hint="eastAsia"/>
+                <w:color w:val="000000"/>
+              </w:rPr>
+              <w:t xml:space="preserve">keyPressEvent </w:t>
+            </w:r>
+            <w:r>
+              <w:rPr>
+                <w:rFonts w:hint="eastAsia"/>
+                <w:color w:val="000000"/>
+              </w:rPr>
+              <w:t>将按键转给</w:t>
+            </w:r>
+            <w:r>
+              <w:rPr>
+                <w:rFonts w:hint="eastAsia"/>
+                <w:color w:val="000000"/>
+              </w:rPr>
+              <w:t xml:space="preserve"> enterDigit</w:t>
+            </w:r>
+            <w:r>
+              <w:rPr>
+                <w:rFonts w:hint="eastAsia"/>
+                <w:color w:val="000000"/>
+              </w:rPr>
+              <w:t>、</w:t>
+            </w:r>
+            <w:r>
+              <w:rPr>
+                <w:rFonts w:hint="eastAsia"/>
+                <w:color w:val="000000"/>
+              </w:rPr>
+              <w:lastRenderedPageBreak/>
+              <w:t>inputDecimalPoint</w:t>
+            </w:r>
+            <w:r>
+              <w:rPr>
+                <w:rFonts w:hint="eastAsia"/>
+                <w:color w:val="000000"/>
+              </w:rPr>
+              <w:t>、</w:t>
+            </w:r>
+            <w:r>
+              <w:rPr>
+                <w:rFonts w:hint="eastAsia"/>
+                <w:color w:val="000000"/>
+              </w:rPr>
+              <w:t>enterOperator</w:t>
+            </w:r>
+            <w:r>
+              <w:rPr>
+                <w:rFonts w:hint="eastAsia"/>
+                <w:color w:val="000000"/>
+              </w:rPr>
+              <w:t>、</w:t>
+            </w:r>
+            <w:r>
+              <w:rPr>
+                <w:rFonts w:hint="eastAsia"/>
+                <w:color w:val="000000"/>
+              </w:rPr>
+              <w:t>calculateResult</w:t>
+            </w:r>
+            <w:r>
+              <w:rPr>
+                <w:rFonts w:hint="eastAsia"/>
+                <w:color w:val="000000"/>
+              </w:rPr>
+              <w:t>、</w:t>
+            </w:r>
+            <w:r>
+              <w:rPr>
+                <w:rFonts w:hint="eastAsia"/>
+                <w:color w:val="000000"/>
+              </w:rPr>
+              <w:t xml:space="preserve">backspace </w:t>
+            </w:r>
+            <w:r>
+              <w:rPr>
+                <w:rFonts w:hint="eastAsia"/>
+                <w:color w:val="000000"/>
+              </w:rPr>
+              <w:t>和</w:t>
+            </w:r>
+            <w:r>
+              <w:rPr>
+                <w:rFonts w:hint="eastAsia"/>
+                <w:color w:val="000000"/>
+              </w:rPr>
+              <w:t xml:space="preserve"> clearAll </w:t>
+            </w:r>
+            <w:r>
+              <w:rPr>
+                <w:rFonts w:hint="eastAsia"/>
+                <w:color w:val="000000"/>
+              </w:rPr>
+              <w:t>等函数，与鼠标共用同一套处理逻辑。</w:t>
+            </w:r>
+            <w:r>
+              <w:rPr>
+                <w:rFonts w:hint="eastAsia"/>
+                <w:color w:val="000000"/>
+              </w:rPr>
+              <w:br/>
+            </w:r>
+            <w:r>
+              <w:rPr>
+                <w:rFonts w:hint="eastAsia"/>
+                <w:color w:val="000000"/>
+              </w:rPr>
+              <w:t>验证示例：键盘输入</w:t>
+            </w:r>
+            <w:r>
+              <w:rPr>
+                <w:rFonts w:hint="eastAsia"/>
+                <w:color w:val="000000"/>
+              </w:rPr>
+              <w:t xml:space="preserve"> 8 * 7 Enter </w:t>
+            </w:r>
+            <w:r>
+              <w:rPr>
+                <w:rFonts w:hint="eastAsia"/>
+                <w:color w:val="000000"/>
+              </w:rPr>
+              <w:t>显示</w:t>
+            </w:r>
+            <w:r>
+              <w:rPr>
+                <w:rFonts w:hint="eastAsia"/>
+                <w:color w:val="000000"/>
+              </w:rPr>
+              <w:t xml:space="preserve"> 56</w:t>
+            </w:r>
+            <w:r>
+              <w:rPr>
+                <w:rFonts w:hint="eastAsia"/>
+                <w:color w:val="000000"/>
+              </w:rPr>
+              <w:t>；鼠标输入</w:t>
+            </w:r>
+            <w:r>
+              <w:rPr>
+                <w:rFonts w:hint="eastAsia"/>
+                <w:color w:val="000000"/>
+              </w:rPr>
+              <w:t xml:space="preserve"> 12 </w:t>
+            </w:r>
+            <w:r>
+              <w:rPr>
+                <w:rFonts w:hint="eastAsia"/>
+                <w:color w:val="000000"/>
+              </w:rPr>
+              <w:t>后键盘输入</w:t>
+            </w:r>
+            <w:r>
+              <w:rPr>
+                <w:rFonts w:hint="eastAsia"/>
+                <w:color w:val="000000"/>
+              </w:rPr>
+              <w:t xml:space="preserve"> + 3 Enter </w:t>
+            </w:r>
+            <w:r>
+              <w:rPr>
+                <w:rFonts w:hint="eastAsia"/>
+                <w:color w:val="000000"/>
+              </w:rPr>
+              <w:t>显示</w:t>
+            </w:r>
+            <w:r>
+              <w:rPr>
+                <w:rFonts w:hint="eastAsia"/>
+                <w:color w:val="000000"/>
+              </w:rPr>
+              <w:t xml:space="preserve"> 15</w:t>
+            </w:r>
+            <w:r>
+              <w:rPr>
+                <w:rFonts w:hint="eastAsia"/>
+                <w:color w:val="000000"/>
+              </w:rPr>
+              <w:t>。</w:t>
             </w:r>
           </w:p>
           <w:p>
@@ -1610,82 +2745,66 @@
             <w:r>
               <w:rPr>
                 <w:rFonts w:hint="eastAsia"/>
-                <w:sz w:val="24"/>
-              </w:rPr>
-              <w:t>Github</w:t>
-            </w:r>
-            <w:r>
-              <w:rPr>
-                <w:rFonts w:hint="eastAsia"/>
-                <w:sz w:val="24"/>
-              </w:rPr>
-              <w:t>日志：</w:t>
+                <w:color w:val="000000"/>
+                <w:sz w:val="24"/>
+              </w:rPr>
+              <w:t xml:space="preserve">GitHub </w:t>
+            </w:r>
+            <w:r>
+              <w:rPr>
+                <w:rFonts w:hint="eastAsia"/>
+                <w:color w:val="000000"/>
+                <w:sz w:val="24"/>
+              </w:rPr>
+              <w:t>日志</w:t>
             </w:r>
           </w:p>
           <w:p>
             <w:pPr>
               <w:spacing w:line="480" w:lineRule="auto"/>
-              <w:ind w:left="480"/>
-              <w:rPr>
-                <w:color w:val="FF0000"/>
-                <w:sz w:val="24"/>
-              </w:rPr>
-            </w:pPr>
-            <w:r>
-              <w:rPr>
-                <w:rFonts w:hint="eastAsia"/>
-                <w:color w:val="FF0000"/>
-                <w:sz w:val="24"/>
-              </w:rPr>
-              <w:t>提交</w:t>
-            </w:r>
-            <w:r>
-              <w:rPr>
-                <w:rFonts w:hint="eastAsia"/>
-                <w:color w:val="FF0000"/>
-                <w:sz w:val="24"/>
-              </w:rPr>
-              <w:t>GitHub</w:t>
-            </w:r>
-            <w:r>
-              <w:rPr>
-                <w:rFonts w:hint="eastAsia"/>
-                <w:color w:val="FF0000"/>
-                <w:sz w:val="24"/>
-              </w:rPr>
-              <w:t>上与实验</w:t>
-            </w:r>
-            <w:r>
-              <w:rPr>
-                <w:rFonts w:hint="eastAsia"/>
-                <w:color w:val="FF0000"/>
-                <w:sz w:val="24"/>
-              </w:rPr>
-              <w:t>1</w:t>
-            </w:r>
-            <w:r>
-              <w:rPr>
-                <w:rFonts w:hint="eastAsia"/>
-                <w:color w:val="FF0000"/>
-                <w:sz w:val="24"/>
-              </w:rPr>
-              <w:t>相关日志，原则上不少于</w:t>
-            </w:r>
-            <w:r>
-              <w:rPr>
-                <w:rFonts w:hint="eastAsia"/>
-                <w:color w:val="FF0000"/>
-                <w:sz w:val="24"/>
-              </w:rPr>
-              <w:t>5</w:t>
-            </w:r>
-            <w:r>
-              <w:rPr>
-                <w:rFonts w:hint="eastAsia"/>
-                <w:color w:val="FF0000"/>
-                <w:sz w:val="24"/>
-              </w:rPr>
-              <w:t>次有效提交，应能体现功能实现、调试、问题修复和完善过程</w:t>
+              <w:rPr>
+                <w:sz w:val="24"/>
+              </w:rPr>
+            </w:pPr>
+            <w:r>
+              <w:rPr>
+                <w:noProof/>
+              </w:rPr>
+              <w:drawing>
+                <wp:inline distT="0" distB="0" distL="0" distR="0" wp14:anchorId="6537E659" wp14:editId="2C8CC84A">
+                  <wp:extent cx="6473825" cy="2929890"/>
+                  <wp:effectExtent l="0" t="0" r="3175" b="3810"/>
+                  <wp:docPr id="404521939" name="图片 1"/>
+                  <wp:cNvGraphicFramePr>
+                    <a:graphicFrameLocks xmlns:a="http://schemas.openxmlformats.org/drawingml/2006/main" noChangeAspect="1"/>
+                  </wp:cNvGraphicFramePr>
+                  <a:graphic xmlns:a="http://schemas.openxmlformats.org/drawingml/2006/main">
+                    <a:graphicData uri="http://schemas.openxmlformats.org/drawingml/2006/picture">
+                      <pic:pic xmlns:pic="http://schemas.openxmlformats.org/drawingml/2006/picture">
+                        <pic:nvPicPr>
+                          <pic:cNvPr id="404521939" name=""/>
+                          <pic:cNvPicPr/>
+                        </pic:nvPicPr>
+                        <pic:blipFill>
+                          <a:blip r:embed="rId14"/>
+                          <a:stretch>
+                            <a:fillRect/>
+                          </a:stretch>
+                        </pic:blipFill>
+                        <pic:spPr>
+                          <a:xfrm>
+                            <a:off x="0" y="0"/>
+                            <a:ext cx="6473825" cy="2929890"/>
+                          </a:xfrm>
+                          <a:prstGeom prst="rect">
+                            <a:avLst/>
+                          </a:prstGeom>
+                        </pic:spPr>
+                      </pic:pic>
+                    </a:graphicData>
+                  </a:graphic>
+                </wp:inline>
+              </w:drawing>
             </w:r>
           </w:p>
           <w:p>
@@ -1702,16 +2821,18 @@
             <w:r>
               <w:rPr>
                 <w:rFonts w:hint="eastAsia"/>
-                <w:sz w:val="24"/>
-              </w:rPr>
-              <w:t>AI</w:t>
-            </w:r>
-            <w:r>
-              <w:rPr>
-                <w:rFonts w:hint="eastAsia"/>
-                <w:sz w:val="24"/>
-              </w:rPr>
-              <w:t>辅助开发记录：</w:t>
+                <w:color w:val="000000"/>
+                <w:sz w:val="24"/>
+              </w:rPr>
+              <w:t xml:space="preserve">AI </w:t>
+            </w:r>
+            <w:r>
+              <w:rPr>
+                <w:rFonts w:hint="eastAsia"/>
+                <w:color w:val="000000"/>
+                <w:sz w:val="24"/>
+              </w:rPr>
+              <w:t>辅助开发记录</w:t>
             </w:r>
           </w:p>
           <w:p>
@@ -1719,81 +2840,114 @@
               <w:spacing w:line="480" w:lineRule="auto"/>
               <w:ind w:left="480"/>
               <w:rPr>
-                <w:color w:val="FF0000"/>
-                <w:sz w:val="24"/>
-              </w:rPr>
-            </w:pPr>
-            <w:r>
-              <w:rPr>
-                <w:rFonts w:hint="eastAsia"/>
-                <w:color w:val="FF0000"/>
-                <w:sz w:val="24"/>
-              </w:rPr>
-              <w:t>选择</w:t>
-            </w:r>
-            <w:r>
-              <w:rPr>
-                <w:rFonts w:hint="eastAsia"/>
-                <w:color w:val="FF0000"/>
-                <w:sz w:val="24"/>
-              </w:rPr>
-              <w:t>1</w:t>
-            </w:r>
-            <w:r>
-              <w:rPr>
-                <w:rFonts w:hint="eastAsia"/>
-                <w:color w:val="FF0000"/>
-                <w:sz w:val="24"/>
-              </w:rPr>
-              <w:t>个具有代表性的</w:t>
-            </w:r>
-            <w:r>
-              <w:rPr>
-                <w:rFonts w:hint="eastAsia"/>
-                <w:color w:val="FF0000"/>
-                <w:sz w:val="24"/>
-              </w:rPr>
-              <w:t>AI</w:t>
-            </w:r>
-            <w:r>
-              <w:rPr>
-                <w:rFonts w:hint="eastAsia"/>
-                <w:color w:val="FF0000"/>
-                <w:sz w:val="24"/>
-              </w:rPr>
-              <w:t>辅助开发过程进行记录：问题→提示词→</w:t>
-            </w:r>
-            <w:r>
-              <w:rPr>
-                <w:rFonts w:hint="eastAsia"/>
-                <w:color w:val="FF0000"/>
-                <w:sz w:val="24"/>
-              </w:rPr>
-              <w:t>AI</w:t>
-            </w:r>
-            <w:r>
-              <w:rPr>
-                <w:rFonts w:hint="eastAsia"/>
-                <w:color w:val="FF0000"/>
-                <w:sz w:val="24"/>
-              </w:rPr>
-              <w:t>给出的方案→实际运行结果→存在的问题→自己的修改。不要求完整粘贴全部</w:t>
-            </w:r>
-            <w:r>
-              <w:rPr>
-                <w:rFonts w:hint="eastAsia"/>
-                <w:color w:val="FF0000"/>
-                <w:sz w:val="24"/>
-              </w:rPr>
-              <w:t>AI</w:t>
-            </w:r>
-            <w:r>
-              <w:rPr>
-                <w:rFonts w:hint="eastAsia"/>
-                <w:color w:val="FF0000"/>
-                <w:sz w:val="24"/>
-              </w:rPr>
-              <w:t>对话。</w:t>
+                <w:color w:val="000000"/>
+                <w:sz w:val="24"/>
+              </w:rPr>
+            </w:pPr>
+            <w:r>
+              <w:rPr>
+                <w:rFonts w:hint="eastAsia"/>
+                <w:color w:val="000000"/>
+                <w:sz w:val="24"/>
+              </w:rPr>
+              <w:t>问题与提示词：实现计算器键盘输入，使其与鼠标共用逻辑，并处理常见边界输入。</w:t>
+            </w:r>
+            <w:r>
+              <w:rPr>
+                <w:rFonts w:hint="eastAsia"/>
+                <w:color w:val="000000"/>
+                <w:sz w:val="24"/>
+              </w:rPr>
+              <w:br/>
+              <w:t xml:space="preserve">AI </w:t>
+            </w:r>
+            <w:r>
+              <w:rPr>
+                <w:rFonts w:hint="eastAsia"/>
+                <w:color w:val="000000"/>
+                <w:sz w:val="24"/>
+              </w:rPr>
+              <w:t>方案：在</w:t>
+            </w:r>
+            <w:r>
+              <w:rPr>
+                <w:rFonts w:hint="eastAsia"/>
+                <w:color w:val="000000"/>
+                <w:sz w:val="24"/>
+              </w:rPr>
+              <w:t xml:space="preserve"> keyPressEvent </w:t>
+            </w:r>
+            <w:r>
+              <w:rPr>
+                <w:rFonts w:hint="eastAsia"/>
+                <w:color w:val="000000"/>
+                <w:sz w:val="24"/>
+              </w:rPr>
+              <w:t>中将按键映射到已有输入函数。</w:t>
+            </w:r>
+            <w:r>
+              <w:rPr>
+                <w:rFonts w:hint="eastAsia"/>
+                <w:color w:val="000000"/>
+                <w:sz w:val="24"/>
+              </w:rPr>
+              <w:br/>
+            </w:r>
+            <w:r>
+              <w:rPr>
+                <w:rFonts w:hint="eastAsia"/>
+                <w:color w:val="000000"/>
+                <w:sz w:val="24"/>
+              </w:rPr>
+              <w:t>结果与修改：编译时发现</w:t>
+            </w:r>
+            <w:r>
+              <w:rPr>
+                <w:rFonts w:hint="eastAsia"/>
+                <w:color w:val="000000"/>
+                <w:sz w:val="24"/>
+              </w:rPr>
+              <w:t xml:space="preserve"> Qt::Key_Decimal </w:t>
+            </w:r>
+            <w:r>
+              <w:rPr>
+                <w:rFonts w:hint="eastAsia"/>
+                <w:color w:val="000000"/>
+                <w:sz w:val="24"/>
+              </w:rPr>
+              <w:t>不存在；根据错误信息改为</w:t>
+            </w:r>
+            <w:r>
+              <w:rPr>
+                <w:rFonts w:hint="eastAsia"/>
+                <w:color w:val="000000"/>
+                <w:sz w:val="24"/>
+              </w:rPr>
+              <w:t xml:space="preserve"> Qt::Key_Period </w:t>
+            </w:r>
+            <w:r>
+              <w:rPr>
+                <w:rFonts w:hint="eastAsia"/>
+                <w:color w:val="000000"/>
+                <w:sz w:val="24"/>
+              </w:rPr>
+              <w:t>和</w:t>
+            </w:r>
+            <w:r>
+              <w:rPr>
+                <w:rFonts w:hint="eastAsia"/>
+                <w:color w:val="000000"/>
+                <w:sz w:val="24"/>
+              </w:rPr>
+              <w:t xml:space="preserve"> Qt::Key_Comma</w:t>
+            </w:r>
+            <w:r>
+              <w:rPr>
+                <w:rFonts w:hint="eastAsia"/>
+                <w:color w:val="000000"/>
+                <w:sz w:val="24"/>
+              </w:rPr>
+              <w:t>，修复后提交代码。</w:t>
             </w:r>
           </w:p>
           <w:p>
@@ -1820,81 +2974,16 @@
               <w:spacing w:line="480" w:lineRule="auto"/>
               <w:ind w:left="480"/>
               <w:rPr>
-                <w:color w:val="FF0000"/>
-                <w:sz w:val="24"/>
-              </w:rPr>
-            </w:pPr>
-            <w:r>
-              <w:rPr>
-                <w:rFonts w:hint="eastAsia"/>
-                <w:color w:val="FF0000"/>
-                <w:sz w:val="24"/>
-              </w:rPr>
-              <w:t>录制</w:t>
-            </w:r>
-            <w:r>
-              <w:rPr>
-                <w:rFonts w:hint="eastAsia"/>
-                <w:color w:val="FF0000"/>
-                <w:sz w:val="24"/>
-              </w:rPr>
-              <w:t>2</w:t>
-            </w:r>
-            <w:r>
-              <w:rPr>
-                <w:rFonts w:hint="eastAsia"/>
-                <w:color w:val="FF0000"/>
-                <w:sz w:val="24"/>
-              </w:rPr>
-              <w:t>～</w:t>
-            </w:r>
-            <w:r>
-              <w:rPr>
-                <w:rFonts w:hint="eastAsia"/>
-                <w:color w:val="FF0000"/>
-                <w:sz w:val="24"/>
-              </w:rPr>
-              <w:t>3</w:t>
-            </w:r>
-            <w:r>
-              <w:rPr>
-                <w:rFonts w:hint="eastAsia"/>
-                <w:color w:val="FF0000"/>
-                <w:sz w:val="24"/>
-              </w:rPr>
-              <w:t>分钟测试视频，以附件形式提交到作业系统。视频应连续演示：鼠标完成带小数运算、键盘计算、退格和清除、除零处理、连续运算、至少</w:t>
-            </w:r>
-            <w:r>
-              <w:rPr>
-                <w:rFonts w:hint="eastAsia"/>
-                <w:color w:val="FF0000"/>
-                <w:sz w:val="24"/>
-              </w:rPr>
-              <w:t>1</w:t>
-            </w:r>
-            <w:r>
-              <w:rPr>
-                <w:rFonts w:hint="eastAsia"/>
-                <w:color w:val="FF0000"/>
-                <w:sz w:val="24"/>
-              </w:rPr>
-              <w:t>个异常输入处理，并展示</w:t>
-            </w:r>
-            <w:r>
-              <w:rPr>
-                <w:rFonts w:hint="eastAsia"/>
-                <w:color w:val="FF0000"/>
-                <w:sz w:val="24"/>
-              </w:rPr>
-              <w:t>Git</w:t>
-            </w:r>
-            <w:r>
-              <w:rPr>
-                <w:rFonts w:hint="eastAsia"/>
-                <w:color w:val="FF0000"/>
-                <w:sz w:val="24"/>
-              </w:rPr>
-              <w:t>提交历史</w:t>
+                <w:rFonts w:hint="eastAsia"/>
+                <w:sz w:val="24"/>
+              </w:rPr>
+            </w:pPr>
+            <w:r>
+              <w:rPr>
+                <w:rFonts w:hint="eastAsia"/>
+                <w:sz w:val="24"/>
+              </w:rPr>
+              <w:t>如视频所示</w:t>
             </w:r>
           </w:p>
           <w:p>
@@ -1911,9 +3000,10 @@
             <w:r>
               <w:rPr>
                 <w:rFonts w:hint="eastAsia"/>
-                <w:sz w:val="24"/>
-              </w:rPr>
-              <w:t>实验总结：</w:t>
+                <w:color w:val="000000"/>
+                <w:sz w:val="24"/>
+              </w:rPr>
+              <w:t>实验总结</w:t>
             </w:r>
           </w:p>
           <w:p>
@@ -1921,65 +3011,113 @@
               <w:spacing w:line="480" w:lineRule="auto"/>
               <w:ind w:left="480"/>
               <w:rPr>
-                <w:color w:val="FF0000"/>
-                <w:sz w:val="24"/>
-              </w:rPr>
-            </w:pPr>
-            <w:r>
-              <w:rPr>
-                <w:rFonts w:hint="eastAsia"/>
-                <w:color w:val="FF0000"/>
-                <w:sz w:val="24"/>
-              </w:rPr>
-              <w:t>出错分析及解决过程，本次实验总结；结合</w:t>
-            </w:r>
-            <w:r>
-              <w:rPr>
-                <w:rFonts w:hint="eastAsia"/>
-                <w:color w:val="FF0000"/>
-                <w:sz w:val="24"/>
-              </w:rPr>
-              <w:t>AI</w:t>
-            </w:r>
-            <w:r>
-              <w:rPr>
-                <w:rFonts w:hint="eastAsia"/>
-                <w:color w:val="FF0000"/>
-                <w:sz w:val="24"/>
-              </w:rPr>
-              <w:t>辅助开发过程，说明</w:t>
-            </w:r>
-            <w:r>
-              <w:rPr>
-                <w:rFonts w:hint="eastAsia"/>
-                <w:color w:val="FF0000"/>
-                <w:sz w:val="24"/>
-              </w:rPr>
-              <w:t>AI</w:t>
-            </w:r>
-            <w:r>
-              <w:rPr>
-                <w:rFonts w:hint="eastAsia"/>
-                <w:color w:val="FF0000"/>
-                <w:sz w:val="24"/>
-              </w:rPr>
-              <w:t>提供了哪些帮助、存在什么问题，以及自己如何验证和改进</w:t>
-            </w:r>
-            <w:r>
-              <w:rPr>
-                <w:rFonts w:hint="eastAsia"/>
-                <w:color w:val="FF0000"/>
-                <w:sz w:val="24"/>
-              </w:rPr>
-              <w:t>AI</w:t>
-            </w:r>
-            <w:r>
-              <w:rPr>
-                <w:rFonts w:hint="eastAsia"/>
-                <w:color w:val="FF0000"/>
-                <w:sz w:val="24"/>
-              </w:rPr>
-              <w:t>生成的代码</w:t>
+                <w:color w:val="000000"/>
+                <w:sz w:val="24"/>
+              </w:rPr>
+            </w:pPr>
+            <w:r>
+              <w:rPr>
+                <w:rFonts w:hint="eastAsia"/>
+                <w:color w:val="000000"/>
+                <w:sz w:val="24"/>
+              </w:rPr>
+              <w:t>本实验完成了计算器界面、四则运算及键盘和鼠标输入。调试时遇到</w:t>
+            </w:r>
+            <w:r>
+              <w:rPr>
+                <w:rFonts w:hint="eastAsia"/>
+                <w:color w:val="000000"/>
+                <w:sz w:val="24"/>
+              </w:rPr>
+              <w:t xml:space="preserve"> Qt::Key_Decimal </w:t>
+            </w:r>
+            <w:r>
+              <w:rPr>
+                <w:rFonts w:hint="eastAsia"/>
+                <w:color w:val="000000"/>
+                <w:sz w:val="24"/>
+              </w:rPr>
+              <w:t>不存在的编译错误，根据编译信息改用</w:t>
+            </w:r>
+            <w:r>
+              <w:rPr>
+                <w:rFonts w:hint="eastAsia"/>
+                <w:color w:val="000000"/>
+                <w:sz w:val="24"/>
+              </w:rPr>
+              <w:t xml:space="preserve"> Qt::Key_Period </w:t>
+            </w:r>
+            <w:r>
+              <w:rPr>
+                <w:rFonts w:hint="eastAsia"/>
+                <w:color w:val="000000"/>
+                <w:sz w:val="24"/>
+              </w:rPr>
+              <w:t>和</w:t>
+            </w:r>
+            <w:r>
+              <w:rPr>
+                <w:rFonts w:hint="eastAsia"/>
+                <w:color w:val="000000"/>
+                <w:sz w:val="24"/>
+              </w:rPr>
+              <w:t xml:space="preserve"> Qt::Key_Comma</w:t>
+            </w:r>
+            <w:r>
+              <w:rPr>
+                <w:rFonts w:hint="eastAsia"/>
+                <w:color w:val="000000"/>
+                <w:sz w:val="24"/>
+              </w:rPr>
+              <w:t>。</w:t>
+            </w:r>
+            <w:r>
+              <w:rPr>
+                <w:rFonts w:hint="eastAsia"/>
+                <w:color w:val="000000"/>
+                <w:sz w:val="24"/>
+              </w:rPr>
+              <w:t xml:space="preserve">AI </w:t>
+            </w:r>
+            <w:r>
+              <w:rPr>
+                <w:rFonts w:hint="eastAsia"/>
+                <w:color w:val="000000"/>
+                <w:sz w:val="24"/>
+              </w:rPr>
+              <w:t>辅助整理了界面及输入状态处理思路；生成代码与当前</w:t>
+            </w:r>
+            <w:r>
+              <w:rPr>
+                <w:rFonts w:hint="eastAsia"/>
+                <w:color w:val="000000"/>
+                <w:sz w:val="24"/>
+              </w:rPr>
+              <w:t xml:space="preserve"> Qt </w:t>
+            </w:r>
+            <w:r>
+              <w:rPr>
+                <w:rFonts w:hint="eastAsia"/>
+                <w:color w:val="000000"/>
+                <w:sz w:val="24"/>
+              </w:rPr>
+              <w:t>版本不匹配时，通过编译信息定位并修改，再检查鼠标、键盘及边界输入逻辑。通过本次实验熟悉了</w:t>
+            </w:r>
+            <w:r>
+              <w:rPr>
+                <w:rFonts w:hint="eastAsia"/>
+                <w:color w:val="000000"/>
+                <w:sz w:val="24"/>
+              </w:rPr>
+              <w:t xml:space="preserve"> Qt </w:t>
+            </w:r>
+            <w:r>
+              <w:rPr>
+                <w:rFonts w:hint="eastAsia"/>
+                <w:color w:val="000000"/>
+                <w:sz w:val="24"/>
+              </w:rPr>
+              <w:t>布局、信号槽和键盘事件处理。</w:t>
             </w:r>
           </w:p>
         </w:tc>
@@ -1997,7 +3135,7 @@
 </file>
 
 <file path=word/endnotes.xml><?xml version="1.0" encoding="utf-8"?>
-<w:endnotes xmlns:wpc="http://schemas.microsoft.com/office/word/2010/wordprocessingCanvas" xmlns:cx="http://schemas.microsoft.com/office/drawing/2014/chartex" xmlns:cx1="http://schemas.microsoft.com/office/drawing/2015/9/8/chartex" xmlns:cx2="http://schemas.microsoft.com/office/drawing/2015/10/21/chartex" xmlns:cx3="http://schemas.microsoft.com/office/drawing/2016/5/9/chartex" xmlns:cx4="http://schemas.microsoft.com/office/drawing/2016/5/10/chartex" xmlns:cx5="http://schemas.microsoft.com/office/drawing/2016/5/11/chartex" xmlns:cx6="http://schemas.microsoft.com/office/drawing/2016/5/12/chartex" xmlns:cx7="http://schemas.microsoft.com/office/drawing/2016/5/13/chartex" xmlns:cx8="http://schemas.microsoft.com/office/drawing/2016/5/14/chartex" xmlns:mc="http://schemas.openxmlformats.org/markup-compatibility/2006" xmlns:aink="http://schemas.microsoft.com/office/drawing/2016/ink" xmlns:am3d="http://schemas.microsoft.com/office/drawing/2017/model3d" xmlns:o="urn:schemas-microsoft-com:office:office" xmlns:oel="http://schemas.microsoft.com/office/2019/extlst" xmlns:r="http://schemas.openxmlformats.org/officeDocument/2006/relationships" xmlns:m="http://schemas.openxmlformats.org/officeDocument/2006/math" xmlns:v="urn:schemas-microsoft-com:vml" xmlns:wp14="http://schemas.microsoft.com/office/word/2010/wordprocessingDrawing" xmlns:wp="http://schemas.openxmlformats.org/drawingml/2006/wordprocessingDrawing" xmlns:w10="urn:schemas-microsoft-com:office:word" xmlns:w="http://schemas.openxmlformats.org/wordprocessingml/2006/main" xmlns:w14="http://schemas.microsoft.com/office/word/2010/wordml" xmlns:w15="http://schemas.microsoft.com/office/word/2012/wordml" xmlns:w16cex="http://schemas.microsoft.com/office/word/2018/wordml/cex" xmlns:w16cid="http://schemas.microsoft.com/office/word/2016/wordml/cid" xmlns:w16="http://schemas.microsoft.com/office/word/2018/wordml" xmlns:w16sdtdh="http://schemas.microsoft.com/office/word/2020/wordml/sdtdatahash" xmlns:w16se="http://schemas.microsoft.com/office/word/2015/wordml/symex" xmlns:wpg="http://schemas.microsoft.com/office/word/2010/wordprocessingGroup" xmlns:wpi="http://schemas.microsoft.com/office/word/2010/wordprocessingInk" xmlns:wne="http://schemas.microsoft.com/office/word/2006/wordml" xmlns:wps="http://schemas.microsoft.com/office/word/2010/wordprocessingShape" mc:Ignorable="w14 w15 w16se w16cid w16 w16cex w16sdtdh wp14">
+<w:endnotes xmlns:wpc="http://schemas.microsoft.com/office/word/2010/wordprocessingCanvas" xmlns:cx="http://schemas.microsoft.com/office/drawing/2014/chartex" xmlns:cx1="http://schemas.microsoft.com/office/drawing/2015/9/8/chartex" xmlns:cx2="http://schemas.microsoft.com/office/drawing/2015/10/21/chartex" xmlns:cx3="http://schemas.microsoft.com/office/drawing/2016/5/9/chartex" xmlns:cx4="http://schemas.microsoft.com/office/drawing/2016/5/10/chartex" xmlns:cx5="http://schemas.microsoft.com/office/drawing/2016/5/11/chartex" xmlns:cx6="http://schemas.microsoft.com/office/drawing/2016/5/12/chartex" xmlns:cx7="http://schemas.microsoft.com/office/drawing/2016/5/13/chartex" xmlns:cx8="http://schemas.microsoft.com/office/drawing/2016/5/14/chartex" xmlns:mc="http://schemas.openxmlformats.org/markup-compatibility/2006" xmlns:aink="http://schemas.microsoft.com/office/drawing/2016/ink" xmlns:am3d="http://schemas.microsoft.com/office/drawing/2017/model3d" xmlns:o="urn:schemas-microsoft-com:office:office" xmlns:oel="http://schemas.microsoft.com/office/2019/extlst" xmlns:r="http://schemas.openxmlformats.org/officeDocument/2006/relationships" xmlns:m="http://schemas.openxmlformats.org/officeDocument/2006/math" xmlns:v="urn:schemas-microsoft-com:vml" xmlns:wp14="http://schemas.microsoft.com/office/word/2010/wordprocessingDrawing" xmlns:wp="http://schemas.openxmlformats.org/drawingml/2006/wordprocessingDrawing" xmlns:w10="urn:schemas-microsoft-com:office:word" xmlns:w="http://schemas.openxmlformats.org/wordprocessingml/2006/main" xmlns:w14="http://schemas.microsoft.com/office/word/2010/wordml" xmlns:w15="http://schemas.microsoft.com/office/word/2012/wordml" xmlns:w16cex="http://schemas.microsoft.com/office/word/2018/wordml/cex" xmlns:w16cid="http://schemas.microsoft.com/office/word/2016/wordml/cid" xmlns:w16="http://schemas.microsoft.com/office/word/2018/wordml" xmlns:w16du="http://schemas.microsoft.com/office/word/2023/wordml/word16du" xmlns:w16sdtdh="http://schemas.microsoft.com/office/word/2020/wordml/sdtdatahash" xmlns:w16sdtfl="http://schemas.microsoft.com/office/word/2024/wordml/sdtformatlock" xmlns:w16se="http://schemas.microsoft.com/office/word/2015/wordml/symex" xmlns:wpg="http://schemas.microsoft.com/office/word/2010/wordprocessingGroup" xmlns:wpi="http://schemas.microsoft.com/office/word/2010/wordprocessingInk" xmlns:wne="http://schemas.microsoft.com/office/word/2006/wordml" xmlns:wps="http://schemas.microsoft.com/office/word/2010/wordprocessingShape" mc:Ignorable="w14 w15 w16se w16cid w16 w16cex w16sdtdh w16sdtfl w16du wp14">
   <w:endnote w:type="separator" w:id="-1">
     <w:p>
       <w:r>
@@ -2016,7 +3154,7 @@
 </file>
 
 <file path=word/footnotes.xml><?xml version="1.0" encoding="utf-8"?>
-<w:footnotes xmlns:wpc="http://schemas.microsoft.com/office/word/2010/wordprocessingCanvas" xmlns:cx="http://schemas.microsoft.com/office/drawing/2014/chartex" xmlns:cx1="http://schemas.microsoft.com/office/drawing/2015/9/8/chartex" xmlns:cx2="http://schemas.microsoft.com/office/drawing/2015/10/21/chartex" xmlns:cx3="http://schemas.microsoft.com/office/drawing/2016/5/9/chartex" xmlns:cx4="http://schemas.microsoft.com/office/drawing/2016/5/10/chartex" xmlns:cx5="http://schemas.microsoft.com/office/drawing/2016/5/11/chartex" xmlns:cx6="http://schemas.microsoft.com/office/drawing/2016/5/12/chartex" xmlns:cx7="http://schemas.microsoft.com/office/drawing/2016/5/13/chartex" xmlns:cx8="http://schemas.microsoft.com/office/drawing/2016/5/14/chartex" xmlns:mc="http://schemas.openxmlformats.org/markup-compatibility/2006" xmlns:aink="http://schemas.microsoft.com/office/drawing/2016/ink" xmlns:am3d="http://schemas.microsoft.com/office/drawing/2017/model3d" xmlns:o="urn:schemas-microsoft-com:office:office" xmlns:oel="http://schemas.microsoft.com/office/2019/extlst" xmlns:r="http://schemas.openxmlformats.org/officeDocument/2006/relationships" xmlns:m="http://schemas.openxmlformats.org/officeDocument/2006/math" xmlns:v="urn:schemas-microsoft-com:vml" xmlns:wp14="http://schemas.microsoft.com/office/word/2010/wordprocessingDrawing" xmlns:wp="http://schemas.openxmlformats.org/drawingml/2006/wordprocessingDrawing" xmlns:w10="urn:schemas-microsoft-com:office:word" xmlns:w="http://schemas.openxmlformats.org/wordprocessingml/2006/main" xmlns:w14="http://schemas.microsoft.com/office/word/2010/wordml" xmlns:w15="http://schemas.microsoft.com/office/word/2012/wordml" xmlns:w16cex="http://schemas.microsoft.com/office/word/2018/wordml/cex" xmlns:w16cid="http://schemas.microsoft.com/office/word/2016/wordml/cid" xmlns:w16="http://schemas.microsoft.com/office/word/2018/wordml" xmlns:w16sdtdh="http://schemas.microsoft.com/office/word/2020/wordml/sdtdatahash" xmlns:w16se="http://schemas.microsoft.com/office/word/2015/wordml/symex" xmlns:wpg="http://schemas.microsoft.com/office/word/2010/wordprocessingGroup" xmlns:wpi="http://schemas.microsoft.com/office/word/2010/wordprocessingInk" xmlns:wne="http://schemas.microsoft.com/office/word/2006/wordml" xmlns:wps="http://schemas.microsoft.com/office/word/2010/wordprocessingShape" mc:Ignorable="w14 w15 w16se w16cid w16 w16cex w16sdtdh wp14">
+<w:footnotes xmlns:wpc="http://schemas.microsoft.com/office/word/2010/wordprocessingCanvas" xmlns:cx="http://schemas.microsoft.com/office/drawing/2014/chartex" xmlns:cx1="http://schemas.microsoft.com/office/drawing/2015/9/8/chartex" xmlns:cx2="http://schemas.microsoft.com/office/drawing/2015/10/21/chartex" xmlns:cx3="http://schemas.microsoft.com/office/drawing/2016/5/9/chartex" xmlns:cx4="http://schemas.microsoft.com/office/drawing/2016/5/10/chartex" xmlns:cx5="http://schemas.microsoft.com/office/drawing/2016/5/11/chartex" xmlns:cx6="http://schemas.microsoft.com/office/drawing/2016/5/12/chartex" xmlns:cx7="http://schemas.microsoft.com/office/drawing/2016/5/13/chartex" xmlns:cx8="http://schemas.microsoft.com/office/drawing/2016/5/14/chartex" xmlns:mc="http://schemas.openxmlformats.org/markup-compatibility/2006" xmlns:aink="http://schemas.microsoft.com/office/drawing/2016/ink" xmlns:am3d="http://schemas.microsoft.com/office/drawing/2017/model3d" xmlns:o="urn:schemas-microsoft-com:office:office" xmlns:oel="http://schemas.microsoft.com/office/2019/extlst" xmlns:r="http://schemas.openxmlformats.org/officeDocument/2006/relationships" xmlns:m="http://schemas.openxmlformats.org/officeDocument/2006/math" xmlns:v="urn:schemas-microsoft-com:vml" xmlns:wp14="http://schemas.microsoft.com/office/word/2010/wordprocessingDrawing" xmlns:wp="http://schemas.openxmlformats.org/drawingml/2006/wordprocessingDrawing" xmlns:w10="urn:schemas-microsoft-com:office:word" xmlns:w="http://schemas.openxmlformats.org/wordprocessingml/2006/main" xmlns:w14="http://schemas.microsoft.com/office/word/2010/wordml" xmlns:w15="http://schemas.microsoft.com/office/word/2012/wordml" xmlns:w16cex="http://schemas.microsoft.com/office/word/2018/wordml/cex" xmlns:w16cid="http://schemas.microsoft.com/office/word/2016/wordml/cid" xmlns:w16="http://schemas.microsoft.com/office/word/2018/wordml" xmlns:w16du="http://schemas.microsoft.com/office/word/2023/wordml/word16du" xmlns:w16sdtdh="http://schemas.microsoft.com/office/word/2020/wordml/sdtdatahash" xmlns:w16sdtfl="http://schemas.microsoft.com/office/word/2024/wordml/sdtformatlock" xmlns:w16se="http://schemas.microsoft.com/office/word/2015/wordml/symex" xmlns:wpg="http://schemas.microsoft.com/office/word/2010/wordprocessingGroup" xmlns:wpi="http://schemas.microsoft.com/office/word/2010/wordprocessingInk" xmlns:wne="http://schemas.microsoft.com/office/word/2006/wordml" xmlns:wps="http://schemas.microsoft.com/office/word/2010/wordprocessingShape" mc:Ignorable="w14 w15 w16se w16cid w16 w16cex w16sdtdh w16sdtfl w16du wp14">
   <w:footnote w:type="separator" w:id="-1">
     <w:p>
       <w:r>
@@ -2035,7 +3173,7 @@
 </file>
 
 <file path=word/numbering.xml><?xml version="1.0" encoding="utf-8"?>
-<w:numbering xmlns:wpc="http://schemas.microsoft.com/office/word/2010/wordprocessingCanvas" xmlns:cx="http://schemas.microsoft.com/office/drawing/2014/chartex" xmlns:cx1="http://schemas.microsoft.com/office/drawing/2015/9/8/chartex" xmlns:cx2="http://schemas.microsoft.com/office/drawing/2015/10/21/chartex" xmlns:cx3="http://schemas.microsoft.com/office/drawing/2016/5/9/chartex" xmlns:cx4="http://schemas.microsoft.com/office/drawing/2016/5/10/chartex" xmlns:cx5="http://schemas.microsoft.com/office/drawing/2016/5/11/chartex" xmlns:cx6="http://schemas.microsoft.com/office/drawing/2016/5/12/chartex" xmlns:cx7="http://schemas.microsoft.com/office/drawing/2016/5/13/chartex" xmlns:cx8="http://schemas.microsoft.com/office/drawing/2016/5/14/chartex" xmlns:mc="http://schemas.openxmlformats.org/markup-compatibility/2006" xmlns:aink="http://schemas.microsoft.com/office/drawing/2016/ink" xmlns:am3d="http://schemas.microsoft.com/office/drawing/2017/model3d" xmlns:o="urn:schemas-microsoft-com:office:office" xmlns:oel="http://schemas.microsoft.com/office/2019/extlst" xmlns:r="http://schemas.openxmlformats.org/officeDocument/2006/relationships" xmlns:m="http://schemas.openxmlformats.org/officeDocument/2006/math" xmlns:v="urn:schemas-microsoft-com:vml" xmlns:wp14="http://schemas.microsoft.com/office/word/2010/wordprocessingDrawing" xmlns:wp="http://schemas.openxmlformats.org/drawingml/2006/wordprocessingDrawing" xmlns:w10="urn:schemas-microsoft-com:office:word" xmlns:w="http://schemas.openxmlformats.org/wordprocessingml/2006/main" xmlns:w14="http://schemas.microsoft.com/office/word/2010/wordml" xmlns:w15="http://schemas.microsoft.com/office/word/2012/wordml" xmlns:w16cex="http://schemas.microsoft.com/office/word/2018/wordml/cex" xmlns:w16cid="http://schemas.microsoft.com/office/word/2016/wordml/cid" xmlns:w16="http://schemas.microsoft.com/office/word/2018/wordml" xmlns:w16sdtdh="http://schemas.microsoft.com/office/word/2020/wordml/sdtdatahash" xmlns:w16se="http://schemas.microsoft.com/office/word/2015/wordml/symex" xmlns:wpg="http://schemas.microsoft.com/office/word/2010/wordprocessingGroup" xmlns:wpi="http://schemas.microsoft.com/office/word/2010/wordprocessingInk" xmlns:wne="http://schemas.microsoft.com/office/word/2006/wordml" xmlns:wps="http://schemas.microsoft.com/office/word/2010/wordprocessingShape" mc:Ignorable="w14 w15 w16se w16cid w16 w16cex w16sdtdh wp14">
+<w:numbering xmlns:wpc="http://schemas.microsoft.com/office/word/2010/wordprocessingCanvas" xmlns:cx="http://schemas.microsoft.com/office/drawing/2014/chartex" xmlns:cx1="http://schemas.microsoft.com/office/drawing/2015/9/8/chartex" xmlns:cx2="http://schemas.microsoft.com/office/drawing/2015/10/21/chartex" xmlns:cx3="http://schemas.microsoft.com/office/drawing/2016/5/9/chartex" xmlns:cx4="http://schemas.microsoft.com/office/drawing/2016/5/10/chartex" xmlns:cx5="http://schemas.microsoft.com/office/drawing/2016/5/11/chartex" xmlns:cx6="http://schemas.microsoft.com/office/drawing/2016/5/12/chartex" xmlns:cx7="http://schemas.microsoft.com/office/drawing/2016/5/13/chartex" xmlns:cx8="http://schemas.microsoft.com/office/drawing/2016/5/14/chartex" xmlns:mc="http://schemas.openxmlformats.org/markup-compatibility/2006" xmlns:aink="http://schemas.microsoft.com/office/drawing/2016/ink" xmlns:am3d="http://schemas.microsoft.com/office/drawing/2017/model3d" xmlns:o="urn:schemas-microsoft-com:office:office" xmlns:oel="http://schemas.microsoft.com/office/2019/extlst" xmlns:r="http://schemas.openxmlformats.org/officeDocument/2006/relationships" xmlns:m="http://schemas.openxmlformats.org/officeDocument/2006/math" xmlns:v="urn:schemas-microsoft-com:vml" xmlns:wp14="http://schemas.microsoft.com/office/word/2010/wordprocessingDrawing" xmlns:wp="http://schemas.openxmlformats.org/drawingml/2006/wordprocessingDrawing" xmlns:w10="urn:schemas-microsoft-com:office:word" xmlns:w="http://schemas.openxmlformats.org/wordprocessingml/2006/main" xmlns:w14="http://schemas.microsoft.com/office/word/2010/wordml" xmlns:w15="http://schemas.microsoft.com/office/word/2012/wordml" xmlns:w16cex="http://schemas.microsoft.com/office/word/2018/wordml/cex" xmlns:w16cid="http://schemas.microsoft.com/office/word/2016/wordml/cid" xmlns:w16="http://schemas.microsoft.com/office/word/2018/wordml" xmlns:w16du="http://schemas.microsoft.com/office/word/2023/wordml/word16du" xmlns:w16sdtdh="http://schemas.microsoft.com/office/word/2020/wordml/sdtdatahash" xmlns:w16sdtfl="http://schemas.microsoft.com/office/word/2024/wordml/sdtformatlock" xmlns:w16se="http://schemas.microsoft.com/office/word/2015/wordml/symex" xmlns:wpg="http://schemas.microsoft.com/office/word/2010/wordprocessingGroup" xmlns:wpi="http://schemas.microsoft.com/office/word/2010/wordprocessingInk" xmlns:wne="http://schemas.microsoft.com/office/word/2006/wordml" xmlns:wps="http://schemas.microsoft.com/office/word/2010/wordprocessingShape" mc:Ignorable="w14 w15 w16se w16cid w16 w16cex w16sdtdh w16sdtfl w16du wp14">
   <w:abstractNum w:abstractNumId="0" w15:restartNumberingAfterBreak="0">
     <w:nsid w:val="03242D66"/>
     <w:multiLevelType w:val="hybridMultilevel"/>
@@ -3062,7 +4200,7 @@
 </file>
 
 <file path=word/styles.xml><?xml version="1.0" encoding="utf-8"?>
-<w:styles xmlns:mc="http://schemas.openxmlformats.org/markup-compatibility/2006" xmlns:r="http://schemas.openxmlformats.org/officeDocument/2006/relationships" xmlns:w="http://schemas.openxmlformats.org/wordprocessingml/2006/main" xmlns:w14="http://schemas.microsoft.com/office/word/2010/wordml" xmlns:w15="http://schemas.microsoft.com/office/word/2012/wordml" xmlns:w16cex="http://schemas.microsoft.com/office/word/2018/wordml/cex" xmlns:w16cid="http://schemas.microsoft.com/office/word/2016/wordml/cid" xmlns:w16="http://schemas.microsoft.com/office/word/2018/wordml" xmlns:w16sdtdh="http://schemas.microsoft.com/office/word/2020/wordml/sdtdatahash" xmlns:w16se="http://schemas.microsoft.com/office/word/2015/wordml/symex" mc:Ignorable="w14 w15 w16se w16cid w16 w16cex w16sdtdh">
+<w:styles xmlns:mc="http://schemas.openxmlformats.org/markup-compatibility/2006" xmlns:r="http://schemas.openxmlformats.org/officeDocument/2006/relationships" xmlns:w="http://schemas.openxmlformats.org/wordprocessingml/2006/main" xmlns:w14="http://schemas.microsoft.com/office/word/2010/wordml" xmlns:w15="http://schemas.microsoft.com/office/word/2012/wordml" xmlns:w16cex="http://schemas.microsoft.com/office/word/2018/wordml/cex" xmlns:w16cid="http://schemas.microsoft.com/office/word/2016/wordml/cid" xmlns:w16="http://schemas.microsoft.com/office/word/2018/wordml" xmlns:w16du="http://schemas.microsoft.com/office/word/2023/wordml/word16du" xmlns:w16sdtdh="http://schemas.microsoft.com/office/word/2020/wordml/sdtdatahash" xmlns:w16sdtfl="http://schemas.microsoft.com/office/word/2024/wordml/sdtformatlock" xmlns:w16se="http://schemas.microsoft.com/office/word/2015/wordml/symex" mc:Ignorable="w14 w15 w16se w16cid w16 w16cex w16sdtdh w16sdtfl w16du">
   <w:docDefaults>
     <w:rPrDefault>
       <w:rPr>
